--- a/Report.docx
+++ b/Report.docx
@@ -576,7 +576,6 @@
           <w:rFonts w:ascii="110_Besmellah_1(MRT)" w:hAnsi="110_Besmellah_1(MRT)" w:cs="B Nazanin"/>
           <w:sz w:val="28"/>
           <w:szCs w:val="28"/>
-          <w:rtl/>
           <w:lang w:bidi="fa-IR"/>
         </w:rPr>
       </w:pPr>
@@ -586,23 +585,1155 @@
         <w:bidi/>
         <w:rPr>
           <w:rFonts w:ascii="110_Besmellah_1(MRT)" w:hAnsi="110_Besmellah_1(MRT)" w:cs="B Nazanin"/>
-          <w:sz w:val="36"/>
-          <w:szCs w:val="36"/>
-          <w:rtl/>
-          <w:lang w:bidi="fa-IR"/>
-        </w:rPr>
-      </w:pPr>
-      <w:r>
-        <w:rPr>
-          <w:rFonts w:ascii="110_Besmellah_1(MRT)" w:hAnsi="110_Besmellah_1(MRT)" w:cs="B Nazanin" w:hint="cs"/>
-          <w:sz w:val="36"/>
-          <w:szCs w:val="36"/>
+          <w:sz w:val="28"/>
+          <w:szCs w:val="28"/>
+          <w:lang w:bidi="fa-IR"/>
+        </w:rPr>
+      </w:pPr>
+    </w:p>
+    <w:sdt>
+      <w:sdtPr>
+        <w:rPr>
+          <w:rFonts w:asciiTheme="minorHAnsi" w:eastAsiaTheme="minorHAnsi" w:hAnsiTheme="minorHAnsi" w:cstheme="minorBidi"/>
+          <w:color w:val="auto"/>
+          <w:kern w:val="2"/>
+          <w:sz w:val="22"/>
+          <w:szCs w:val="22"/>
+          <w14:ligatures w14:val="standardContextual"/>
+        </w:rPr>
+        <w:id w:val="1582099981"/>
+        <w:docPartObj>
+          <w:docPartGallery w:val="Table of Contents"/>
+          <w:docPartUnique/>
+        </w:docPartObj>
+      </w:sdtPr>
+      <w:sdtEndPr>
+        <w:rPr>
+          <w:b/>
+          <w:bCs/>
+          <w:noProof/>
+        </w:rPr>
+      </w:sdtEndPr>
+      <w:sdtContent>
+        <w:p>
+          <w:pPr>
+            <w:pStyle w:val="TOCHeading"/>
+          </w:pPr>
+          <w:r>
+            <w:t>Contents</w:t>
+          </w:r>
+        </w:p>
+        <w:p>
+          <w:pPr>
+            <w:pStyle w:val="TOC1"/>
+            <w:tabs>
+              <w:tab w:val="right" w:leader="dot" w:pos="9350"/>
+            </w:tabs>
+            <w:rPr>
+              <w:noProof/>
+            </w:rPr>
+          </w:pPr>
+          <w:r>
+            <w:fldChar w:fldCharType="begin"/>
+          </w:r>
+          <w:r>
+            <w:instrText xml:space="preserve"> TOC \o "1-3" \h \z \u </w:instrText>
+          </w:r>
+          <w:r>
+            <w:fldChar w:fldCharType="separate"/>
+          </w:r>
+          <w:hyperlink w:anchor="_Toc170075661" w:history="1">
+            <w:r>
+              <w:rPr>
+                <w:rStyle w:val="Hyperlink"/>
+                <w:noProof/>
+                <w:rtl/>
+                <w:lang w:bidi="fa-IR"/>
+              </w:rPr>
+              <w:t>طراح</w:t>
+            </w:r>
+            <w:r>
+              <w:rPr>
+                <w:rStyle w:val="Hyperlink"/>
+                <w:rFonts w:hint="cs"/>
+                <w:noProof/>
+                <w:rtl/>
+                <w:lang w:bidi="fa-IR"/>
+              </w:rPr>
+              <w:t>ی</w:t>
+            </w:r>
+            <w:r>
+              <w:rPr>
+                <w:rStyle w:val="Hyperlink"/>
+                <w:noProof/>
+                <w:rtl/>
+                <w:lang w:bidi="fa-IR"/>
+              </w:rPr>
+              <w:t xml:space="preserve"> ف</w:t>
+            </w:r>
+            <w:r>
+              <w:rPr>
+                <w:rStyle w:val="Hyperlink"/>
+                <w:rFonts w:hint="cs"/>
+                <w:noProof/>
+                <w:rtl/>
+                <w:lang w:bidi="fa-IR"/>
+              </w:rPr>
+              <w:t>ی</w:t>
+            </w:r>
+            <w:r>
+              <w:rPr>
+                <w:rStyle w:val="Hyperlink"/>
+                <w:rFonts w:hint="eastAsia"/>
+                <w:noProof/>
+                <w:rtl/>
+                <w:lang w:bidi="fa-IR"/>
+              </w:rPr>
+              <w:t>لتر</w:t>
+            </w:r>
+            <w:r>
+              <w:rPr>
+                <w:rStyle w:val="Hyperlink"/>
+                <w:noProof/>
+                <w:rtl/>
+                <w:lang w:bidi="fa-IR"/>
+              </w:rPr>
+              <w:t xml:space="preserve"> و مشخصات آن</w:t>
+            </w:r>
+            <w:r>
+              <w:rPr>
+                <w:noProof/>
+                <w:webHidden/>
+              </w:rPr>
+              <w:tab/>
+            </w:r>
+            <w:r>
+              <w:rPr>
+                <w:noProof/>
+                <w:webHidden/>
+              </w:rPr>
+              <w:fldChar w:fldCharType="begin"/>
+            </w:r>
+            <w:r>
+              <w:rPr>
+                <w:noProof/>
+                <w:webHidden/>
+              </w:rPr>
+              <w:instrText xml:space="preserve"> PAGEREF _Toc170075661 \h </w:instrText>
+            </w:r>
+            <w:r>
+              <w:rPr>
+                <w:noProof/>
+                <w:webHidden/>
+              </w:rPr>
+            </w:r>
+            <w:r>
+              <w:rPr>
+                <w:noProof/>
+                <w:webHidden/>
+              </w:rPr>
+              <w:fldChar w:fldCharType="separate"/>
+            </w:r>
+            <w:r>
+              <w:rPr>
+                <w:noProof/>
+                <w:webHidden/>
+              </w:rPr>
+              <w:t>4</w:t>
+            </w:r>
+            <w:r>
+              <w:rPr>
+                <w:noProof/>
+                <w:webHidden/>
+              </w:rPr>
+              <w:fldChar w:fldCharType="end"/>
+            </w:r>
+          </w:hyperlink>
+        </w:p>
+        <w:p>
+          <w:pPr>
+            <w:pStyle w:val="TOC1"/>
+            <w:tabs>
+              <w:tab w:val="right" w:leader="dot" w:pos="9350"/>
+            </w:tabs>
+            <w:rPr>
+              <w:noProof/>
+            </w:rPr>
+          </w:pPr>
+          <w:hyperlink w:anchor="_Toc170075662" w:history="1">
+            <w:r>
+              <w:rPr>
+                <w:rStyle w:val="Hyperlink"/>
+                <w:rFonts w:eastAsia="Yu Gothic"/>
+                <w:noProof/>
+                <w:rtl/>
+                <w:lang w:bidi="fa-IR"/>
+              </w:rPr>
+              <w:t>مشخصات ف</w:t>
+            </w:r>
+            <w:r>
+              <w:rPr>
+                <w:rStyle w:val="Hyperlink"/>
+                <w:rFonts w:eastAsia="Yu Gothic" w:hint="cs"/>
+                <w:noProof/>
+                <w:rtl/>
+                <w:lang w:bidi="fa-IR"/>
+              </w:rPr>
+              <w:t>ی</w:t>
+            </w:r>
+            <w:r>
+              <w:rPr>
+                <w:rStyle w:val="Hyperlink"/>
+                <w:rFonts w:eastAsia="Yu Gothic" w:hint="eastAsia"/>
+                <w:noProof/>
+                <w:rtl/>
+                <w:lang w:bidi="fa-IR"/>
+              </w:rPr>
+              <w:t>لتر</w:t>
+            </w:r>
+            <w:r>
+              <w:rPr>
+                <w:noProof/>
+                <w:webHidden/>
+              </w:rPr>
+              <w:tab/>
+            </w:r>
+            <w:r>
+              <w:rPr>
+                <w:noProof/>
+                <w:webHidden/>
+              </w:rPr>
+              <w:fldChar w:fldCharType="begin"/>
+            </w:r>
+            <w:r>
+              <w:rPr>
+                <w:noProof/>
+                <w:webHidden/>
+              </w:rPr>
+              <w:instrText xml:space="preserve"> PAGEREF _Toc170075662 \h </w:instrText>
+            </w:r>
+            <w:r>
+              <w:rPr>
+                <w:noProof/>
+                <w:webHidden/>
+              </w:rPr>
+            </w:r>
+            <w:r>
+              <w:rPr>
+                <w:noProof/>
+                <w:webHidden/>
+              </w:rPr>
+              <w:fldChar w:fldCharType="separate"/>
+            </w:r>
+            <w:r>
+              <w:rPr>
+                <w:noProof/>
+                <w:webHidden/>
+              </w:rPr>
+              <w:t>6</w:t>
+            </w:r>
+            <w:r>
+              <w:rPr>
+                <w:noProof/>
+                <w:webHidden/>
+              </w:rPr>
+              <w:fldChar w:fldCharType="end"/>
+            </w:r>
+          </w:hyperlink>
+        </w:p>
+        <w:p>
+          <w:pPr>
+            <w:pStyle w:val="TOC1"/>
+            <w:tabs>
+              <w:tab w:val="right" w:leader="dot" w:pos="9350"/>
+            </w:tabs>
+            <w:rPr>
+              <w:noProof/>
+            </w:rPr>
+          </w:pPr>
+          <w:hyperlink w:anchor="_Toc170075663" w:history="1">
+            <w:r>
+              <w:rPr>
+                <w:rStyle w:val="Hyperlink"/>
+                <w:rFonts w:eastAsia="Yu Gothic"/>
+                <w:noProof/>
+                <w:lang w:bidi="fa-IR"/>
+              </w:rPr>
+              <w:t>Scaling</w:t>
+            </w:r>
+            <w:r>
+              <w:rPr>
+                <w:rStyle w:val="Hyperlink"/>
+                <w:rFonts w:eastAsia="Yu Gothic"/>
+                <w:noProof/>
+                <w:rtl/>
+                <w:lang w:bidi="fa-IR"/>
+              </w:rPr>
+              <w:t xml:space="preserve"> و</w:t>
+            </w:r>
+            <w:r>
+              <w:rPr>
+                <w:rStyle w:val="Hyperlink"/>
+                <w:rFonts w:eastAsia="Yu Gothic"/>
+                <w:noProof/>
+                <w:lang w:bidi="fa-IR"/>
+              </w:rPr>
+              <w:t>Quantization</w:t>
+            </w:r>
+            <w:r>
+              <w:rPr>
+                <w:noProof/>
+                <w:webHidden/>
+              </w:rPr>
+              <w:tab/>
+            </w:r>
+            <w:r>
+              <w:rPr>
+                <w:noProof/>
+                <w:webHidden/>
+              </w:rPr>
+              <w:fldChar w:fldCharType="begin"/>
+            </w:r>
+            <w:r>
+              <w:rPr>
+                <w:noProof/>
+                <w:webHidden/>
+              </w:rPr>
+              <w:instrText xml:space="preserve"> PAGEREF _Toc170075663 \h </w:instrText>
+            </w:r>
+            <w:r>
+              <w:rPr>
+                <w:noProof/>
+                <w:webHidden/>
+              </w:rPr>
+            </w:r>
+            <w:r>
+              <w:rPr>
+                <w:noProof/>
+                <w:webHidden/>
+              </w:rPr>
+              <w:fldChar w:fldCharType="separate"/>
+            </w:r>
+            <w:r>
+              <w:rPr>
+                <w:noProof/>
+                <w:webHidden/>
+              </w:rPr>
+              <w:t>6</w:t>
+            </w:r>
+            <w:r>
+              <w:rPr>
+                <w:noProof/>
+                <w:webHidden/>
+              </w:rPr>
+              <w:fldChar w:fldCharType="end"/>
+            </w:r>
+          </w:hyperlink>
+        </w:p>
+        <w:p>
+          <w:pPr>
+            <w:pStyle w:val="TOC1"/>
+            <w:tabs>
+              <w:tab w:val="right" w:leader="dot" w:pos="9350"/>
+            </w:tabs>
+            <w:rPr>
+              <w:noProof/>
+            </w:rPr>
+          </w:pPr>
+          <w:hyperlink w:anchor="_Toc170075664" w:history="1">
+            <w:r>
+              <w:rPr>
+                <w:rStyle w:val="Hyperlink"/>
+                <w:rFonts w:eastAsia="Yu Gothic"/>
+                <w:noProof/>
+                <w:rtl/>
+                <w:lang w:bidi="fa-IR"/>
+              </w:rPr>
+              <w:t>مقا</w:t>
+            </w:r>
+            <w:r>
+              <w:rPr>
+                <w:rStyle w:val="Hyperlink"/>
+                <w:rFonts w:eastAsia="Yu Gothic" w:hint="cs"/>
+                <w:noProof/>
+                <w:rtl/>
+                <w:lang w:bidi="fa-IR"/>
+              </w:rPr>
+              <w:t>ی</w:t>
+            </w:r>
+            <w:r>
+              <w:rPr>
+                <w:rStyle w:val="Hyperlink"/>
+                <w:rFonts w:eastAsia="Yu Gothic" w:hint="eastAsia"/>
+                <w:noProof/>
+                <w:rtl/>
+                <w:lang w:bidi="fa-IR"/>
+              </w:rPr>
+              <w:t>سه</w:t>
+            </w:r>
+            <w:r>
+              <w:rPr>
+                <w:rStyle w:val="Hyperlink"/>
+                <w:rFonts w:eastAsia="Yu Gothic"/>
+                <w:noProof/>
+                <w:rtl/>
+                <w:lang w:bidi="fa-IR"/>
+              </w:rPr>
+              <w:t xml:space="preserve"> ف</w:t>
+            </w:r>
+            <w:r>
+              <w:rPr>
+                <w:rStyle w:val="Hyperlink"/>
+                <w:rFonts w:eastAsia="Yu Gothic" w:hint="cs"/>
+                <w:noProof/>
+                <w:rtl/>
+                <w:lang w:bidi="fa-IR"/>
+              </w:rPr>
+              <w:t>ی</w:t>
+            </w:r>
+            <w:r>
+              <w:rPr>
+                <w:rStyle w:val="Hyperlink"/>
+                <w:rFonts w:eastAsia="Yu Gothic" w:hint="eastAsia"/>
+                <w:noProof/>
+                <w:rtl/>
+                <w:lang w:bidi="fa-IR"/>
+              </w:rPr>
+              <w:t>لتر</w:t>
+            </w:r>
+            <w:r>
+              <w:rPr>
+                <w:rStyle w:val="Hyperlink"/>
+                <w:rFonts w:eastAsia="Yu Gothic"/>
+                <w:noProof/>
+                <w:rtl/>
+                <w:lang w:bidi="fa-IR"/>
+              </w:rPr>
+              <w:t xml:space="preserve"> ها در س</w:t>
+            </w:r>
+            <w:r>
+              <w:rPr>
+                <w:rStyle w:val="Hyperlink"/>
+                <w:rFonts w:eastAsia="Yu Gothic" w:hint="cs"/>
+                <w:noProof/>
+                <w:rtl/>
+                <w:lang w:bidi="fa-IR"/>
+              </w:rPr>
+              <w:t>ی</w:t>
+            </w:r>
+            <w:r>
+              <w:rPr>
+                <w:rStyle w:val="Hyperlink"/>
+                <w:rFonts w:eastAsia="Yu Gothic" w:hint="eastAsia"/>
+                <w:noProof/>
+                <w:rtl/>
+                <w:lang w:bidi="fa-IR"/>
+              </w:rPr>
+              <w:t>مول</w:t>
+            </w:r>
+            <w:r>
+              <w:rPr>
+                <w:rStyle w:val="Hyperlink"/>
+                <w:rFonts w:eastAsia="Yu Gothic" w:hint="cs"/>
+                <w:noProof/>
+                <w:rtl/>
+                <w:lang w:bidi="fa-IR"/>
+              </w:rPr>
+              <w:t>ی</w:t>
+            </w:r>
+            <w:r>
+              <w:rPr>
+                <w:rStyle w:val="Hyperlink"/>
+                <w:rFonts w:eastAsia="Yu Gothic" w:hint="eastAsia"/>
+                <w:noProof/>
+                <w:rtl/>
+                <w:lang w:bidi="fa-IR"/>
+              </w:rPr>
+              <w:t>نک</w:t>
+            </w:r>
+            <w:r>
+              <w:rPr>
+                <w:noProof/>
+                <w:webHidden/>
+              </w:rPr>
+              <w:tab/>
+            </w:r>
+            <w:r>
+              <w:rPr>
+                <w:noProof/>
+                <w:webHidden/>
+              </w:rPr>
+              <w:fldChar w:fldCharType="begin"/>
+            </w:r>
+            <w:r>
+              <w:rPr>
+                <w:noProof/>
+                <w:webHidden/>
+              </w:rPr>
+              <w:instrText xml:space="preserve"> PAGEREF _Toc170075664 \h </w:instrText>
+            </w:r>
+            <w:r>
+              <w:rPr>
+                <w:noProof/>
+                <w:webHidden/>
+              </w:rPr>
+            </w:r>
+            <w:r>
+              <w:rPr>
+                <w:noProof/>
+                <w:webHidden/>
+              </w:rPr>
+              <w:fldChar w:fldCharType="separate"/>
+            </w:r>
+            <w:r>
+              <w:rPr>
+                <w:noProof/>
+                <w:webHidden/>
+              </w:rPr>
+              <w:t>8</w:t>
+            </w:r>
+            <w:r>
+              <w:rPr>
+                <w:noProof/>
+                <w:webHidden/>
+              </w:rPr>
+              <w:fldChar w:fldCharType="end"/>
+            </w:r>
+          </w:hyperlink>
+        </w:p>
+        <w:p>
+          <w:pPr>
+            <w:pStyle w:val="TOC1"/>
+            <w:tabs>
+              <w:tab w:val="right" w:leader="dot" w:pos="9350"/>
+            </w:tabs>
+            <w:rPr>
+              <w:noProof/>
+            </w:rPr>
+          </w:pPr>
+          <w:hyperlink w:anchor="_Toc170075665" w:history="1">
+            <w:r>
+              <w:rPr>
+                <w:rStyle w:val="Hyperlink"/>
+                <w:rFonts w:eastAsia="Yu Gothic"/>
+                <w:noProof/>
+                <w:rtl/>
+                <w:lang w:bidi="fa-IR"/>
+              </w:rPr>
+              <w:t>بررس</w:t>
+            </w:r>
+            <w:r>
+              <w:rPr>
+                <w:rStyle w:val="Hyperlink"/>
+                <w:rFonts w:eastAsia="Yu Gothic" w:hint="cs"/>
+                <w:noProof/>
+                <w:rtl/>
+                <w:lang w:bidi="fa-IR"/>
+              </w:rPr>
+              <w:t>ی</w:t>
+            </w:r>
+            <w:r>
+              <w:rPr>
+                <w:rStyle w:val="Hyperlink"/>
+                <w:rFonts w:eastAsia="Yu Gothic"/>
+                <w:noProof/>
+                <w:rtl/>
+                <w:lang w:bidi="fa-IR"/>
+              </w:rPr>
+              <w:t xml:space="preserve"> مدل بدون </w:t>
+            </w:r>
+            <w:r>
+              <w:rPr>
+                <w:rStyle w:val="Hyperlink"/>
+                <w:rFonts w:eastAsia="Yu Gothic"/>
+                <w:noProof/>
+                <w:lang w:bidi="fa-IR"/>
+              </w:rPr>
+              <w:t>PipeLine</w:t>
+            </w:r>
+            <w:r>
+              <w:rPr>
+                <w:noProof/>
+                <w:webHidden/>
+              </w:rPr>
+              <w:tab/>
+            </w:r>
+            <w:r>
+              <w:rPr>
+                <w:noProof/>
+                <w:webHidden/>
+              </w:rPr>
+              <w:fldChar w:fldCharType="begin"/>
+            </w:r>
+            <w:r>
+              <w:rPr>
+                <w:noProof/>
+                <w:webHidden/>
+              </w:rPr>
+              <w:instrText xml:space="preserve"> PAGEREF _Toc170075665 \h </w:instrText>
+            </w:r>
+            <w:r>
+              <w:rPr>
+                <w:noProof/>
+                <w:webHidden/>
+              </w:rPr>
+            </w:r>
+            <w:r>
+              <w:rPr>
+                <w:noProof/>
+                <w:webHidden/>
+              </w:rPr>
+              <w:fldChar w:fldCharType="separate"/>
+            </w:r>
+            <w:r>
+              <w:rPr>
+                <w:noProof/>
+                <w:webHidden/>
+              </w:rPr>
+              <w:t>8</w:t>
+            </w:r>
+            <w:r>
+              <w:rPr>
+                <w:noProof/>
+                <w:webHidden/>
+              </w:rPr>
+              <w:fldChar w:fldCharType="end"/>
+            </w:r>
+          </w:hyperlink>
+        </w:p>
+        <w:p>
+          <w:pPr>
+            <w:pStyle w:val="TOC1"/>
+            <w:tabs>
+              <w:tab w:val="right" w:leader="dot" w:pos="9350"/>
+            </w:tabs>
+            <w:rPr>
+              <w:noProof/>
+            </w:rPr>
+          </w:pPr>
+          <w:hyperlink w:anchor="_Toc170075666" w:history="1">
+            <w:r>
+              <w:rPr>
+                <w:rStyle w:val="Hyperlink"/>
+                <w:rFonts w:eastAsia="Yu Gothic"/>
+                <w:noProof/>
+                <w:rtl/>
+                <w:lang w:bidi="fa-IR"/>
+              </w:rPr>
+              <w:t>مقا</w:t>
+            </w:r>
+            <w:r>
+              <w:rPr>
+                <w:rStyle w:val="Hyperlink"/>
+                <w:rFonts w:eastAsia="Yu Gothic" w:hint="cs"/>
+                <w:noProof/>
+                <w:rtl/>
+                <w:lang w:bidi="fa-IR"/>
+              </w:rPr>
+              <w:t>ی</w:t>
+            </w:r>
+            <w:r>
+              <w:rPr>
+                <w:rStyle w:val="Hyperlink"/>
+                <w:rFonts w:eastAsia="Yu Gothic" w:hint="eastAsia"/>
+                <w:noProof/>
+                <w:rtl/>
+                <w:lang w:bidi="fa-IR"/>
+              </w:rPr>
+              <w:t>سه</w:t>
+            </w:r>
+            <w:r>
+              <w:rPr>
+                <w:rStyle w:val="Hyperlink"/>
+                <w:rFonts w:eastAsia="Yu Gothic"/>
+                <w:noProof/>
+                <w:rtl/>
+                <w:lang w:bidi="fa-IR"/>
+              </w:rPr>
+              <w:t xml:space="preserve"> با متلب</w:t>
+            </w:r>
+            <w:r>
+              <w:rPr>
+                <w:noProof/>
+                <w:webHidden/>
+              </w:rPr>
+              <w:tab/>
+            </w:r>
+            <w:r>
+              <w:rPr>
+                <w:noProof/>
+                <w:webHidden/>
+              </w:rPr>
+              <w:fldChar w:fldCharType="begin"/>
+            </w:r>
+            <w:r>
+              <w:rPr>
+                <w:noProof/>
+                <w:webHidden/>
+              </w:rPr>
+              <w:instrText xml:space="preserve"> PAGEREF _Toc170075666 \h </w:instrText>
+            </w:r>
+            <w:r>
+              <w:rPr>
+                <w:noProof/>
+                <w:webHidden/>
+              </w:rPr>
+            </w:r>
+            <w:r>
+              <w:rPr>
+                <w:noProof/>
+                <w:webHidden/>
+              </w:rPr>
+              <w:fldChar w:fldCharType="separate"/>
+            </w:r>
+            <w:r>
+              <w:rPr>
+                <w:noProof/>
+                <w:webHidden/>
+              </w:rPr>
+              <w:t>11</w:t>
+            </w:r>
+            <w:r>
+              <w:rPr>
+                <w:noProof/>
+                <w:webHidden/>
+              </w:rPr>
+              <w:fldChar w:fldCharType="end"/>
+            </w:r>
+          </w:hyperlink>
+        </w:p>
+        <w:p>
+          <w:pPr>
+            <w:pStyle w:val="TOC1"/>
+            <w:tabs>
+              <w:tab w:val="right" w:leader="dot" w:pos="9350"/>
+            </w:tabs>
+            <w:rPr>
+              <w:noProof/>
+            </w:rPr>
+          </w:pPr>
+          <w:hyperlink w:anchor="_Toc170075667" w:history="1">
+            <w:r>
+              <w:rPr>
+                <w:rStyle w:val="Hyperlink"/>
+                <w:rFonts w:eastAsia="Yu Gothic"/>
+                <w:noProof/>
+                <w:rtl/>
+                <w:lang w:bidi="fa-IR"/>
+              </w:rPr>
+              <w:t>بررس</w:t>
+            </w:r>
+            <w:r>
+              <w:rPr>
+                <w:rStyle w:val="Hyperlink"/>
+                <w:rFonts w:eastAsia="Yu Gothic" w:hint="cs"/>
+                <w:noProof/>
+                <w:rtl/>
+                <w:lang w:bidi="fa-IR"/>
+              </w:rPr>
+              <w:t>ی</w:t>
+            </w:r>
+            <w:r>
+              <w:rPr>
+                <w:rStyle w:val="Hyperlink"/>
+                <w:rFonts w:eastAsia="Yu Gothic"/>
+                <w:noProof/>
+                <w:rtl/>
+                <w:lang w:bidi="fa-IR"/>
+              </w:rPr>
+              <w:t xml:space="preserve"> مدل همراه با </w:t>
+            </w:r>
+            <w:r>
+              <w:rPr>
+                <w:rStyle w:val="Hyperlink"/>
+                <w:rFonts w:eastAsia="Yu Gothic"/>
+                <w:noProof/>
+                <w:lang w:bidi="fa-IR"/>
+              </w:rPr>
+              <w:t>PipeLine</w:t>
+            </w:r>
+            <w:r>
+              <w:rPr>
+                <w:noProof/>
+                <w:webHidden/>
+              </w:rPr>
+              <w:tab/>
+            </w:r>
+            <w:r>
+              <w:rPr>
+                <w:noProof/>
+                <w:webHidden/>
+              </w:rPr>
+              <w:fldChar w:fldCharType="begin"/>
+            </w:r>
+            <w:r>
+              <w:rPr>
+                <w:noProof/>
+                <w:webHidden/>
+              </w:rPr>
+              <w:instrText xml:space="preserve"> PAGEREF _Toc170075667 \h </w:instrText>
+            </w:r>
+            <w:r>
+              <w:rPr>
+                <w:noProof/>
+                <w:webHidden/>
+              </w:rPr>
+            </w:r>
+            <w:r>
+              <w:rPr>
+                <w:noProof/>
+                <w:webHidden/>
+              </w:rPr>
+              <w:fldChar w:fldCharType="separate"/>
+            </w:r>
+            <w:r>
+              <w:rPr>
+                <w:noProof/>
+                <w:webHidden/>
+              </w:rPr>
+              <w:t>12</w:t>
+            </w:r>
+            <w:r>
+              <w:rPr>
+                <w:noProof/>
+                <w:webHidden/>
+              </w:rPr>
+              <w:fldChar w:fldCharType="end"/>
+            </w:r>
+          </w:hyperlink>
+        </w:p>
+        <w:p>
+          <w:pPr>
+            <w:pStyle w:val="TOC1"/>
+            <w:tabs>
+              <w:tab w:val="right" w:leader="dot" w:pos="9350"/>
+            </w:tabs>
+            <w:rPr>
+              <w:noProof/>
+            </w:rPr>
+          </w:pPr>
+          <w:hyperlink w:anchor="_Toc170075668" w:history="1">
+            <w:r>
+              <w:rPr>
+                <w:rStyle w:val="Hyperlink"/>
+                <w:rFonts w:eastAsia="Yu Gothic"/>
+                <w:noProof/>
+                <w:rtl/>
+                <w:lang w:bidi="fa-IR"/>
+              </w:rPr>
+              <w:t>مقا</w:t>
+            </w:r>
+            <w:r>
+              <w:rPr>
+                <w:rStyle w:val="Hyperlink"/>
+                <w:rFonts w:eastAsia="Yu Gothic" w:hint="cs"/>
+                <w:noProof/>
+                <w:rtl/>
+                <w:lang w:bidi="fa-IR"/>
+              </w:rPr>
+              <w:t>ی</w:t>
+            </w:r>
+            <w:r>
+              <w:rPr>
+                <w:rStyle w:val="Hyperlink"/>
+                <w:rFonts w:eastAsia="Yu Gothic" w:hint="eastAsia"/>
+                <w:noProof/>
+                <w:rtl/>
+                <w:lang w:bidi="fa-IR"/>
+              </w:rPr>
+              <w:t>سه</w:t>
+            </w:r>
+            <w:r>
+              <w:rPr>
+                <w:rStyle w:val="Hyperlink"/>
+                <w:rFonts w:eastAsia="Yu Gothic"/>
+                <w:noProof/>
+                <w:rtl/>
+                <w:lang w:bidi="fa-IR"/>
+              </w:rPr>
+              <w:t xml:space="preserve"> با متلب</w:t>
+            </w:r>
+            <w:r>
+              <w:rPr>
+                <w:noProof/>
+                <w:webHidden/>
+              </w:rPr>
+              <w:tab/>
+            </w:r>
+            <w:r>
+              <w:rPr>
+                <w:noProof/>
+                <w:webHidden/>
+              </w:rPr>
+              <w:fldChar w:fldCharType="begin"/>
+            </w:r>
+            <w:r>
+              <w:rPr>
+                <w:noProof/>
+                <w:webHidden/>
+              </w:rPr>
+              <w:instrText xml:space="preserve"> PAGEREF _Toc170075668 \h </w:instrText>
+            </w:r>
+            <w:r>
+              <w:rPr>
+                <w:noProof/>
+                <w:webHidden/>
+              </w:rPr>
+            </w:r>
+            <w:r>
+              <w:rPr>
+                <w:noProof/>
+                <w:webHidden/>
+              </w:rPr>
+              <w:fldChar w:fldCharType="separate"/>
+            </w:r>
+            <w:r>
+              <w:rPr>
+                <w:noProof/>
+                <w:webHidden/>
+              </w:rPr>
+              <w:t>13</w:t>
+            </w:r>
+            <w:r>
+              <w:rPr>
+                <w:noProof/>
+                <w:webHidden/>
+              </w:rPr>
+              <w:fldChar w:fldCharType="end"/>
+            </w:r>
+          </w:hyperlink>
+        </w:p>
+        <w:p>
+          <w:r>
+            <w:rPr>
+              <w:b/>
+              <w:bCs/>
+              <w:noProof/>
+            </w:rPr>
+            <w:fldChar w:fldCharType="end"/>
+          </w:r>
+        </w:p>
+      </w:sdtContent>
+    </w:sdt>
+    <w:p>
+      <w:pPr>
+        <w:bidi/>
+        <w:rPr>
+          <w:rFonts w:ascii="110_Besmellah_1(MRT)" w:hAnsi="110_Besmellah_1(MRT)" w:cs="B Nazanin"/>
+          <w:sz w:val="28"/>
+          <w:szCs w:val="28"/>
+          <w:lang w:bidi="fa-IR"/>
+        </w:rPr>
+      </w:pPr>
+    </w:p>
+    <w:p>
+      <w:pPr>
+        <w:bidi/>
+        <w:rPr>
+          <w:rFonts w:ascii="110_Besmellah_1(MRT)" w:hAnsi="110_Besmellah_1(MRT)" w:cs="B Nazanin"/>
+          <w:sz w:val="28"/>
+          <w:szCs w:val="28"/>
+          <w:lang w:bidi="fa-IR"/>
+        </w:rPr>
+      </w:pPr>
+    </w:p>
+    <w:p>
+      <w:pPr>
+        <w:bidi/>
+        <w:rPr>
+          <w:rFonts w:ascii="110_Besmellah_1(MRT)" w:hAnsi="110_Besmellah_1(MRT)" w:cs="B Nazanin"/>
+          <w:sz w:val="28"/>
+          <w:szCs w:val="28"/>
+          <w:lang w:bidi="fa-IR"/>
+        </w:rPr>
+      </w:pPr>
+    </w:p>
+    <w:p>
+      <w:pPr>
+        <w:bidi/>
+        <w:rPr>
+          <w:rFonts w:ascii="110_Besmellah_1(MRT)" w:hAnsi="110_Besmellah_1(MRT)" w:cs="B Nazanin"/>
+          <w:sz w:val="28"/>
+          <w:szCs w:val="28"/>
+          <w:lang w:bidi="fa-IR"/>
+        </w:rPr>
+      </w:pPr>
+    </w:p>
+    <w:p>
+      <w:pPr>
+        <w:bidi/>
+        <w:rPr>
+          <w:rFonts w:ascii="110_Besmellah_1(MRT)" w:hAnsi="110_Besmellah_1(MRT)" w:cs="B Nazanin"/>
+          <w:sz w:val="28"/>
+          <w:szCs w:val="28"/>
+          <w:lang w:bidi="fa-IR"/>
+        </w:rPr>
+      </w:pPr>
+    </w:p>
+    <w:p>
+      <w:pPr>
+        <w:bidi/>
+        <w:rPr>
+          <w:rFonts w:ascii="110_Besmellah_1(MRT)" w:hAnsi="110_Besmellah_1(MRT)" w:cs="B Nazanin"/>
+          <w:sz w:val="28"/>
+          <w:szCs w:val="28"/>
+          <w:lang w:bidi="fa-IR"/>
+        </w:rPr>
+      </w:pPr>
+    </w:p>
+    <w:p>
+      <w:pPr>
+        <w:bidi/>
+        <w:rPr>
+          <w:rFonts w:ascii="110_Besmellah_1(MRT)" w:hAnsi="110_Besmellah_1(MRT)" w:cs="B Nazanin"/>
+          <w:sz w:val="28"/>
+          <w:szCs w:val="28"/>
+          <w:lang w:bidi="fa-IR"/>
+        </w:rPr>
+      </w:pPr>
+    </w:p>
+    <w:p>
+      <w:pPr>
+        <w:bidi/>
+        <w:rPr>
+          <w:rFonts w:ascii="110_Besmellah_1(MRT)" w:hAnsi="110_Besmellah_1(MRT)" w:cs="B Nazanin"/>
+          <w:sz w:val="28"/>
+          <w:szCs w:val="28"/>
+          <w:lang w:bidi="fa-IR"/>
+        </w:rPr>
+      </w:pPr>
+    </w:p>
+    <w:p>
+      <w:pPr>
+        <w:bidi/>
+        <w:rPr>
+          <w:rFonts w:ascii="110_Besmellah_1(MRT)" w:hAnsi="110_Besmellah_1(MRT)" w:cs="B Nazanin"/>
+          <w:sz w:val="28"/>
+          <w:szCs w:val="28"/>
+          <w:lang w:bidi="fa-IR"/>
+        </w:rPr>
+      </w:pPr>
+    </w:p>
+    <w:p>
+      <w:pPr>
+        <w:bidi/>
+        <w:rPr>
+          <w:rFonts w:ascii="110_Besmellah_1(MRT)" w:hAnsi="110_Besmellah_1(MRT)" w:cs="B Nazanin"/>
+          <w:sz w:val="28"/>
+          <w:szCs w:val="28"/>
+          <w:lang w:bidi="fa-IR"/>
+        </w:rPr>
+      </w:pPr>
+    </w:p>
+    <w:p>
+      <w:pPr>
+        <w:bidi/>
+        <w:rPr>
+          <w:rFonts w:ascii="110_Besmellah_1(MRT)" w:hAnsi="110_Besmellah_1(MRT)" w:cs="B Nazanin"/>
+          <w:sz w:val="28"/>
+          <w:szCs w:val="28"/>
+          <w:lang w:bidi="fa-IR"/>
+        </w:rPr>
+      </w:pPr>
+    </w:p>
+    <w:p>
+      <w:pPr>
+        <w:bidi/>
+        <w:rPr>
+          <w:rFonts w:ascii="110_Besmellah_1(MRT)" w:hAnsi="110_Besmellah_1(MRT)" w:cs="B Nazanin"/>
+          <w:sz w:val="28"/>
+          <w:szCs w:val="28"/>
+          <w:lang w:bidi="fa-IR"/>
+        </w:rPr>
+      </w:pPr>
+    </w:p>
+    <w:p>
+      <w:pPr>
+        <w:bidi/>
+        <w:rPr>
+          <w:rFonts w:ascii="110_Besmellah_1(MRT)" w:hAnsi="110_Besmellah_1(MRT)" w:cs="B Nazanin"/>
+          <w:sz w:val="28"/>
+          <w:szCs w:val="28"/>
+          <w:lang w:bidi="fa-IR"/>
+        </w:rPr>
+      </w:pPr>
+    </w:p>
+    <w:p>
+      <w:pPr>
+        <w:bidi/>
+        <w:rPr>
+          <w:rFonts w:ascii="110_Besmellah_1(MRT)" w:hAnsi="110_Besmellah_1(MRT)" w:cs="B Nazanin"/>
+          <w:sz w:val="28"/>
+          <w:szCs w:val="28"/>
+          <w:lang w:bidi="fa-IR"/>
+        </w:rPr>
+      </w:pPr>
+    </w:p>
+    <w:p>
+      <w:pPr>
+        <w:bidi/>
+        <w:rPr>
+          <w:rFonts w:ascii="110_Besmellah_1(MRT)" w:hAnsi="110_Besmellah_1(MRT)" w:cs="B Nazanin"/>
+          <w:sz w:val="28"/>
+          <w:szCs w:val="28"/>
+          <w:lang w:bidi="fa-IR"/>
+        </w:rPr>
+      </w:pPr>
+    </w:p>
+    <w:p>
+      <w:pPr>
+        <w:bidi/>
+        <w:rPr>
+          <w:rFonts w:ascii="110_Besmellah_1(MRT)" w:hAnsi="110_Besmellah_1(MRT)" w:cs="B Nazanin"/>
+          <w:sz w:val="28"/>
+          <w:szCs w:val="28"/>
+          <w:lang w:bidi="fa-IR"/>
+        </w:rPr>
+      </w:pPr>
+    </w:p>
+    <w:p>
+      <w:pPr>
+        <w:bidi/>
+        <w:rPr>
+          <w:rFonts w:ascii="110_Besmellah_1(MRT)" w:hAnsi="110_Besmellah_1(MRT)" w:cs="B Nazanin"/>
+          <w:sz w:val="28"/>
+          <w:szCs w:val="28"/>
+          <w:lang w:bidi="fa-IR"/>
+        </w:rPr>
+      </w:pPr>
+    </w:p>
+    <w:p>
+      <w:pPr>
+        <w:bidi/>
+        <w:rPr>
+          <w:rFonts w:ascii="110_Besmellah_1(MRT)" w:hAnsi="110_Besmellah_1(MRT)" w:cs="B Nazanin"/>
+          <w:sz w:val="28"/>
+          <w:szCs w:val="28"/>
+          <w:rtl/>
+          <w:lang w:bidi="fa-IR"/>
+        </w:rPr>
+      </w:pPr>
+    </w:p>
+    <w:p>
+      <w:pPr>
+        <w:pStyle w:val="Heading1"/>
+        <w:bidi/>
+        <w:rPr>
+          <w:rtl/>
+          <w:lang w:bidi="fa-IR"/>
+        </w:rPr>
+      </w:pPr>
+      <w:bookmarkStart w:id="0" w:name="_Toc170075661"/>
+      <w:r>
+        <w:rPr>
+          <w:rFonts w:hint="cs"/>
           <w:rtl/>
           <w:lang w:bidi="fa-IR"/>
         </w:rPr>
         <w:lastRenderedPageBreak/>
         <w:t>طراحی فیلتر و مشخصات آن</w:t>
       </w:r>
+      <w:bookmarkEnd w:id="0"/>
     </w:p>
     <w:p>
       <w:pPr>
@@ -1079,6 +2210,17 @@
           <w:rFonts w:ascii="110_Besmellah_1(MRT)" w:hAnsi="110_Besmellah_1(MRT)" w:cs="B Nazanin"/>
           <w:sz w:val="36"/>
           <w:szCs w:val="36"/>
+          <w:lang w:bidi="fa-IR"/>
+        </w:rPr>
+      </w:pPr>
+    </w:p>
+    <w:p>
+      <w:pPr>
+        <w:bidi/>
+        <w:rPr>
+          <w:rFonts w:ascii="110_Besmellah_1(MRT)" w:hAnsi="110_Besmellah_1(MRT)" w:cs="B Nazanin"/>
+          <w:sz w:val="36"/>
+          <w:szCs w:val="36"/>
           <w:rtl/>
           <w:lang w:bidi="fa-IR"/>
         </w:rPr>
@@ -1564,26 +2706,25 @@
     </w:p>
     <w:p>
       <w:pPr>
-        <w:bidi/>
-        <w:rPr>
-          <w:rFonts w:asciiTheme="majorBidi" w:eastAsia="Yu Gothic" w:hAnsiTheme="majorBidi" w:cs="B Nazanin"/>
-          <w:sz w:val="36"/>
-          <w:szCs w:val="36"/>
-          <w:rtl/>
-          <w:lang w:bidi="fa-IR"/>
-        </w:rPr>
-      </w:pPr>
-      <w:r>
-        <w:rPr>
-          <w:rFonts w:asciiTheme="majorBidi" w:eastAsia="Yu Gothic" w:hAnsiTheme="majorBidi" w:cs="B Nazanin" w:hint="cs"/>
-          <w:sz w:val="36"/>
-          <w:szCs w:val="36"/>
+        <w:pStyle w:val="Heading1"/>
+        <w:bidi/>
+        <w:rPr>
+          <w:rFonts w:eastAsia="Yu Gothic"/>
+          <w:rtl/>
+          <w:lang w:bidi="fa-IR"/>
+        </w:rPr>
+      </w:pPr>
+      <w:bookmarkStart w:id="1" w:name="_Toc170075662"/>
+      <w:r>
+        <w:rPr>
+          <w:rFonts w:eastAsia="Yu Gothic" w:hint="cs"/>
           <w:rtl/>
           <w:lang w:bidi="fa-IR"/>
         </w:rPr>
         <w:lastRenderedPageBreak/>
         <w:t>مشخصات فیلتر</w:t>
       </w:r>
+      <w:bookmarkEnd w:id="1"/>
     </w:p>
     <w:p>
       <w:pPr>
@@ -1946,7 +3087,7 @@
           <w:lang w:bidi="fa-IR"/>
         </w:rPr>
         <w:drawing>
-          <wp:anchor distT="0" distB="0" distL="114300" distR="114300" simplePos="0" relativeHeight="251661312" behindDoc="0" locked="0" layoutInCell="1" allowOverlap="1" wp14:anchorId="7F5A70F8" wp14:editId="31CE4398">
+          <wp:anchor distT="0" distB="0" distL="114300" distR="114300" simplePos="0" relativeHeight="251661312" behindDoc="0" locked="0" layoutInCell="1" allowOverlap="1" wp14:anchorId="7F5A70F8" wp14:editId="6BC07E1B">
             <wp:simplePos x="0" y="0"/>
             <wp:positionH relativeFrom="margin">
               <wp:posOffset>-457493</wp:posOffset>
@@ -2075,28 +3216,24 @@
     </w:p>
     <w:p>
       <w:pPr>
-        <w:bidi/>
-        <w:rPr>
-          <w:rFonts w:asciiTheme="majorBidi" w:eastAsia="Yu Gothic" w:hAnsiTheme="majorBidi" w:cs="B Nazanin"/>
-          <w:sz w:val="36"/>
-          <w:szCs w:val="36"/>
-          <w:lang w:bidi="fa-IR"/>
-        </w:rPr>
-      </w:pPr>
-      <w:r>
-        <w:rPr>
-          <w:rFonts w:asciiTheme="majorBidi" w:eastAsia="Yu Gothic" w:hAnsiTheme="majorBidi" w:cs="B Nazanin"/>
-          <w:sz w:val="36"/>
-          <w:szCs w:val="36"/>
+        <w:pStyle w:val="Heading1"/>
+        <w:bidi/>
+        <w:rPr>
+          <w:rFonts w:eastAsia="Yu Gothic"/>
+          <w:lang w:bidi="fa-IR"/>
+        </w:rPr>
+      </w:pPr>
+      <w:bookmarkStart w:id="2" w:name="_Toc170075663"/>
+      <w:r>
+        <w:rPr>
+          <w:rFonts w:eastAsia="Yu Gothic"/>
           <w:lang w:bidi="fa-IR"/>
         </w:rPr>
         <w:t>Scaling</w:t>
       </w:r>
       <w:r>
         <w:rPr>
-          <w:rFonts w:asciiTheme="majorBidi" w:eastAsia="Yu Gothic" w:hAnsiTheme="majorBidi" w:cs="B Nazanin" w:hint="cs"/>
-          <w:sz w:val="36"/>
-          <w:szCs w:val="36"/>
+          <w:rFonts w:eastAsia="Yu Gothic" w:hint="cs"/>
           <w:rtl/>
           <w:lang w:bidi="fa-IR"/>
         </w:rPr>
@@ -2104,12 +3241,18 @@
       </w:r>
       <w:r>
         <w:rPr>
-          <w:rFonts w:asciiTheme="majorBidi" w:eastAsia="Yu Gothic" w:hAnsiTheme="majorBidi" w:cs="B Nazanin"/>
-          <w:sz w:val="36"/>
-          <w:szCs w:val="36"/>
-          <w:lang w:bidi="fa-IR"/>
-        </w:rPr>
-        <w:t xml:space="preserve">Quantization </w:t>
+          <w:rFonts w:eastAsia="Yu Gothic"/>
+          <w:lang w:bidi="fa-IR"/>
+        </w:rPr>
+        <w:t>Quantization</w:t>
+      </w:r>
+      <w:bookmarkEnd w:id="2"/>
+      <w:r>
+        <w:rPr>
+          <w:rFonts w:eastAsia="Yu Gothic"/>
+          <w:lang w:bidi="fa-IR"/>
+        </w:rPr>
+        <w:t xml:space="preserve"> </w:t>
       </w:r>
     </w:p>
     <w:p>
@@ -2303,7 +3446,6 @@
           <w:rtl/>
           <w:lang w:bidi="fa-IR"/>
         </w:rPr>
-        <w:lastRenderedPageBreak/>
         <w:drawing>
           <wp:anchor distT="0" distB="0" distL="114300" distR="114300" simplePos="0" relativeHeight="251665408" behindDoc="0" locked="0" layoutInCell="1" allowOverlap="1" wp14:anchorId="10F67199" wp14:editId="4A0D6E92">
             <wp:simplePos x="0" y="0"/>
@@ -2641,18 +3783,135 @@
       </w:r>
       <w:r>
         <w:rPr>
+          <w:rFonts w:asciiTheme="majorBidi" w:eastAsia="Yu Gothic" w:hAnsiTheme="majorBidi" w:cs="B Nazanin" w:hint="cs"/>
+          <w:sz w:val="28"/>
+          <w:szCs w:val="28"/>
+          <w:rtl/>
+          <w:lang w:bidi="fa-IR"/>
+        </w:rPr>
+        <w:t xml:space="preserve">در شکل 1) حاصل نشان داده شده که با مقدار </w:t>
+      </w:r>
+      <w:r>
+        <w:rPr>
+          <w:rFonts w:asciiTheme="majorBidi" w:eastAsia="Yu Gothic" w:hAnsiTheme="majorBidi" w:cs="B Nazanin"/>
+          <w:sz w:val="28"/>
+          <w:szCs w:val="28"/>
+          <w:lang w:bidi="fa-IR"/>
+        </w:rPr>
+        <w:t xml:space="preserve">Floating Point </w:t>
+      </w:r>
+      <w:r>
+        <w:rPr>
+          <w:rFonts w:asciiTheme="majorBidi" w:eastAsia="Yu Gothic" w:hAnsiTheme="majorBidi" w:cs="B Nazanin" w:hint="cs"/>
+          <w:sz w:val="28"/>
+          <w:szCs w:val="28"/>
+          <w:rtl/>
+          <w:lang w:bidi="fa-IR"/>
+        </w:rPr>
+        <w:t xml:space="preserve"> (نمودار نقطه چین) مقایسه شده.</w:t>
+      </w:r>
+    </w:p>
+    <w:p>
+      <w:pPr>
+        <w:bidi/>
+        <w:rPr>
+          <w:rFonts w:asciiTheme="majorBidi" w:eastAsia="Yu Gothic" w:hAnsiTheme="majorBidi" w:cs="B Nazanin"/>
+          <w:sz w:val="28"/>
+          <w:szCs w:val="28"/>
+          <w:lang w:bidi="fa-IR"/>
+        </w:rPr>
+      </w:pPr>
+    </w:p>
+    <w:p>
+      <w:pPr>
+        <w:bidi/>
+        <w:rPr>
+          <w:rFonts w:asciiTheme="majorBidi" w:eastAsia="Yu Gothic" w:hAnsiTheme="majorBidi" w:cs="B Nazanin"/>
+          <w:sz w:val="28"/>
+          <w:szCs w:val="28"/>
+          <w:lang w:bidi="fa-IR"/>
+        </w:rPr>
+      </w:pPr>
+    </w:p>
+    <w:p>
+      <w:pPr>
+        <w:bidi/>
+        <w:rPr>
+          <w:rFonts w:asciiTheme="majorBidi" w:eastAsia="Yu Gothic" w:hAnsiTheme="majorBidi" w:cs="B Nazanin"/>
+          <w:sz w:val="28"/>
+          <w:szCs w:val="28"/>
+          <w:lang w:bidi="fa-IR"/>
+        </w:rPr>
+      </w:pPr>
+    </w:p>
+    <w:p>
+      <w:pPr>
+        <w:bidi/>
+        <w:rPr>
+          <w:rFonts w:asciiTheme="majorBidi" w:eastAsia="Yu Gothic" w:hAnsiTheme="majorBidi" w:cs="B Nazanin"/>
+          <w:sz w:val="28"/>
+          <w:szCs w:val="28"/>
+          <w:lang w:bidi="fa-IR"/>
+        </w:rPr>
+      </w:pPr>
+    </w:p>
+    <w:p>
+      <w:pPr>
+        <w:bidi/>
+        <w:rPr>
+          <w:rFonts w:asciiTheme="majorBidi" w:eastAsia="Yu Gothic" w:hAnsiTheme="majorBidi" w:cs="B Nazanin"/>
+          <w:sz w:val="28"/>
+          <w:szCs w:val="28"/>
+          <w:lang w:bidi="fa-IR"/>
+        </w:rPr>
+      </w:pPr>
+    </w:p>
+    <w:p>
+      <w:pPr>
+        <w:bidi/>
+        <w:rPr>
+          <w:rFonts w:asciiTheme="majorBidi" w:eastAsia="Yu Gothic" w:hAnsiTheme="majorBidi" w:cs="B Nazanin"/>
+          <w:sz w:val="28"/>
+          <w:szCs w:val="28"/>
+          <w:lang w:bidi="fa-IR"/>
+        </w:rPr>
+      </w:pPr>
+    </w:p>
+    <w:p>
+      <w:pPr>
+        <w:bidi/>
+        <w:rPr>
+          <w:rFonts w:asciiTheme="majorBidi" w:eastAsia="Yu Gothic" w:hAnsiTheme="majorBidi" w:cs="B Nazanin"/>
+          <w:sz w:val="28"/>
+          <w:szCs w:val="28"/>
+          <w:lang w:bidi="fa-IR"/>
+        </w:rPr>
+      </w:pPr>
+    </w:p>
+    <w:p>
+      <w:pPr>
+        <w:bidi/>
+        <w:rPr>
+          <w:rFonts w:asciiTheme="majorBidi" w:eastAsia="Yu Gothic" w:hAnsiTheme="majorBidi" w:cs="B Nazanin"/>
+          <w:sz w:val="28"/>
+          <w:szCs w:val="28"/>
+          <w:lang w:bidi="fa-IR"/>
+        </w:rPr>
+      </w:pPr>
+      <w:r>
+        <w:rPr>
           <w:noProof/>
         </w:rPr>
         <mc:AlternateContent>
           <mc:Choice Requires="wps">
             <w:drawing>
-              <wp:anchor distT="0" distB="0" distL="114300" distR="114300" simplePos="0" relativeHeight="251669504" behindDoc="0" locked="0" layoutInCell="1" allowOverlap="1" wp14:anchorId="126A5EE2" wp14:editId="15F21ECF">
+              <wp:anchor distT="0" distB="0" distL="114300" distR="114300" simplePos="0" relativeHeight="251669504" behindDoc="0" locked="0" layoutInCell="1" allowOverlap="1" wp14:anchorId="126A5EE2" wp14:editId="487D323A">
                 <wp:simplePos x="0" y="0"/>
                 <wp:positionH relativeFrom="column">
-                  <wp:posOffset>-836295</wp:posOffset>
+                  <wp:posOffset>-1042670</wp:posOffset>
                 </wp:positionH>
                 <wp:positionV relativeFrom="paragraph">
-                  <wp:posOffset>2936875</wp:posOffset>
+                  <wp:posOffset>295275</wp:posOffset>
                 </wp:positionV>
                 <wp:extent cx="7515225" cy="635"/>
                 <wp:effectExtent l="0" t="0" r="0" b="0"/>
@@ -2830,11 +4089,7 @@
           </mc:Choice>
           <mc:Fallback>
             <w:pict>
-              <v:shapetype w14:anchorId="126A5EE2" id="_x0000_t202" coordsize="21600,21600" o:spt="202" path="m,l,21600r21600,l21600,xe">
-                <v:stroke joinstyle="miter"/>
-                <v:path gradientshapeok="t" o:connecttype="rect"/>
-              </v:shapetype>
-              <v:shape id="_x0000_s1027" type="#_x0000_t202" style="position:absolute;left:0;text-align:left;margin-left:-65.85pt;margin-top:231.25pt;width:591.75pt;height:.05pt;z-index:251669504;visibility:visible;mso-wrap-style:square;mso-wrap-distance-left:9pt;mso-wrap-distance-top:0;mso-wrap-distance-right:9pt;mso-wrap-distance-bottom:0;mso-position-horizontal:absolute;mso-position-horizontal-relative:text;mso-position-vertical:absolute;mso-position-vertical-relative:text;v-text-anchor:top" o:gfxdata="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" stroked="f">
+              <v:shape w14:anchorId="126A5EE2" id="_x0000_s1027" type="#_x0000_t202" style="position:absolute;left:0;text-align:left;margin-left:-82.1pt;margin-top:23.25pt;width:591.75pt;height:.05pt;z-index:251669504;visibility:visible;mso-wrap-style:square;mso-wrap-distance-left:9pt;mso-wrap-distance-top:0;mso-wrap-distance-right:9pt;mso-wrap-distance-bottom:0;mso-position-horizontal:absolute;mso-position-horizontal-relative:text;mso-position-vertical:absolute;mso-position-vertical-relative:text;v-text-anchor:top" o:gfxdata="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" stroked="f">
                 <v:textbox style="mso-fit-shape-to-text:t" inset="0,0,0,0">
                   <w:txbxContent>
                     <w:p>
@@ -2978,6 +4233,28 @@
           </mc:Fallback>
         </mc:AlternateContent>
       </w:r>
+    </w:p>
+    <w:p>
+      <w:pPr>
+        <w:bidi/>
+        <w:rPr>
+          <w:rFonts w:asciiTheme="majorBidi" w:eastAsia="Yu Gothic" w:hAnsiTheme="majorBidi" w:cs="B Nazanin"/>
+          <w:sz w:val="28"/>
+          <w:szCs w:val="28"/>
+          <w:lang w:bidi="fa-IR"/>
+        </w:rPr>
+      </w:pPr>
+    </w:p>
+    <w:p>
+      <w:pPr>
+        <w:bidi/>
+        <w:rPr>
+          <w:rFonts w:asciiTheme="majorBidi" w:eastAsia="Yu Gothic" w:hAnsiTheme="majorBidi" w:cs="B Nazanin"/>
+          <w:sz w:val="28"/>
+          <w:szCs w:val="28"/>
+          <w:lang w:bidi="fa-IR"/>
+        </w:rPr>
+      </w:pPr>
       <w:r>
         <w:rPr>
           <w:rFonts w:asciiTheme="majorBidi" w:eastAsia="Yu Gothic" w:hAnsiTheme="majorBidi" w:cs="B Nazanin" w:hint="cs"/>
@@ -2986,27 +4263,85 @@
           <w:rtl/>
           <w:lang w:bidi="fa-IR"/>
         </w:rPr>
-        <w:t xml:space="preserve">در شکل 1) حاصل نشان داده شده که با مقدار </w:t>
-      </w:r>
-      <w:r>
+        <w:t xml:space="preserve">در شکل 2) نیز مقایسه پاسخ پله ها را میبینیم که به طور واضح مقدار </w:t>
+      </w:r>
+      <w:proofErr w:type="spellStart"/>
+      <w:r>
+        <w:rPr>
+          <w:rFonts w:asciiTheme="majorBidi" w:eastAsia="Yu Gothic" w:hAnsiTheme="majorBidi" w:cs="B Nazanin" w:hint="cs"/>
+          <w:sz w:val="28"/>
+          <w:szCs w:val="28"/>
+          <w:rtl/>
+          <w:lang w:bidi="fa-IR"/>
+        </w:rPr>
+        <w:t>کوانتیزه</w:t>
+      </w:r>
+      <w:proofErr w:type="spellEnd"/>
+      <w:r>
+        <w:rPr>
+          <w:rFonts w:asciiTheme="majorBidi" w:eastAsia="Yu Gothic" w:hAnsiTheme="majorBidi" w:cs="B Nazanin" w:hint="cs"/>
+          <w:sz w:val="28"/>
+          <w:szCs w:val="28"/>
+          <w:rtl/>
+          <w:lang w:bidi="fa-IR"/>
+        </w:rPr>
+        <w:t xml:space="preserve"> شده </w:t>
+      </w:r>
+      <w:proofErr w:type="spellStart"/>
+      <w:r>
+        <w:rPr>
+          <w:rFonts w:asciiTheme="majorBidi" w:eastAsia="Yu Gothic" w:hAnsiTheme="majorBidi" w:cs="B Nazanin" w:hint="cs"/>
+          <w:sz w:val="28"/>
+          <w:szCs w:val="28"/>
+          <w:rtl/>
+          <w:lang w:bidi="fa-IR"/>
+        </w:rPr>
+        <w:t>ضرایب</w:t>
+      </w:r>
+      <w:proofErr w:type="spellEnd"/>
+      <w:r>
+        <w:rPr>
+          <w:rFonts w:asciiTheme="majorBidi" w:eastAsia="Yu Gothic" w:hAnsiTheme="majorBidi" w:cs="B Nazanin" w:hint="cs"/>
+          <w:sz w:val="28"/>
+          <w:szCs w:val="28"/>
+          <w:rtl/>
+          <w:lang w:bidi="fa-IR"/>
+        </w:rPr>
+        <w:t xml:space="preserve"> ، تقریب خوبی از مقدار ممیز شناور آن </w:t>
+      </w:r>
+      <w:proofErr w:type="spellStart"/>
+      <w:r>
+        <w:rPr>
+          <w:rFonts w:asciiTheme="majorBidi" w:eastAsia="Yu Gothic" w:hAnsiTheme="majorBidi" w:cs="B Nazanin" w:hint="cs"/>
+          <w:sz w:val="28"/>
+          <w:szCs w:val="28"/>
+          <w:rtl/>
+          <w:lang w:bidi="fa-IR"/>
+        </w:rPr>
+        <w:t>هاست</w:t>
+      </w:r>
+      <w:proofErr w:type="spellEnd"/>
+      <w:r>
+        <w:rPr>
+          <w:rFonts w:asciiTheme="majorBidi" w:eastAsia="Yu Gothic" w:hAnsiTheme="majorBidi" w:cs="B Nazanin" w:hint="cs"/>
+          <w:sz w:val="28"/>
+          <w:szCs w:val="28"/>
+          <w:rtl/>
+          <w:lang w:bidi="fa-IR"/>
+        </w:rPr>
+        <w:t>.</w:t>
+      </w:r>
+    </w:p>
+    <w:p>
+      <w:pPr>
+        <w:bidi/>
         <w:rPr>
           <w:rFonts w:asciiTheme="majorBidi" w:eastAsia="Yu Gothic" w:hAnsiTheme="majorBidi" w:cs="B Nazanin"/>
           <w:sz w:val="28"/>
           <w:szCs w:val="28"/>
           <w:lang w:bidi="fa-IR"/>
         </w:rPr>
-        <w:t xml:space="preserve">Floating Point </w:t>
-      </w:r>
-      <w:r>
-        <w:rPr>
-          <w:rFonts w:asciiTheme="majorBidi" w:eastAsia="Yu Gothic" w:hAnsiTheme="majorBidi" w:cs="B Nazanin" w:hint="cs"/>
-          <w:sz w:val="28"/>
-          <w:szCs w:val="28"/>
-          <w:rtl/>
-          <w:lang w:bidi="fa-IR"/>
-        </w:rPr>
-        <w:t xml:space="preserve"> (نمودار نقطه چین) مقایسه شده.</w:t>
-      </w:r>
+      </w:pPr>
     </w:p>
     <w:p>
       <w:pPr>
@@ -3015,9 +4350,42 @@
           <w:rFonts w:asciiTheme="majorBidi" w:eastAsia="Yu Gothic" w:hAnsiTheme="majorBidi" w:cs="B Nazanin"/>
           <w:sz w:val="28"/>
           <w:szCs w:val="28"/>
-          <w:lang w:bidi="fa-IR"/>
-        </w:rPr>
-      </w:pPr>
+          <w:rtl/>
+          <w:lang w:bidi="fa-IR"/>
+        </w:rPr>
+      </w:pPr>
+    </w:p>
+    <w:p>
+      <w:pPr>
+        <w:pStyle w:val="Heading1"/>
+        <w:bidi/>
+        <w:rPr>
+          <w:rFonts w:eastAsia="Yu Gothic"/>
+          <w:rtl/>
+          <w:lang w:bidi="fa-IR"/>
+        </w:rPr>
+      </w:pPr>
+      <w:bookmarkStart w:id="3" w:name="_Toc170075664"/>
+      <w:r>
+        <w:rPr>
+          <w:rFonts w:eastAsia="Yu Gothic" w:hint="cs"/>
+          <w:rtl/>
+          <w:lang w:bidi="fa-IR"/>
+        </w:rPr>
+        <w:lastRenderedPageBreak/>
+        <w:t xml:space="preserve">مقایسه فیلتر ها در </w:t>
+      </w:r>
+      <w:proofErr w:type="spellStart"/>
+      <w:r>
+        <w:rPr>
+          <w:rFonts w:eastAsia="Yu Gothic" w:hint="cs"/>
+          <w:rtl/>
+          <w:lang w:bidi="fa-IR"/>
+        </w:rPr>
+        <w:t>سیمولینک</w:t>
+      </w:r>
+      <w:bookmarkEnd w:id="3"/>
+      <w:proofErr w:type="spellEnd"/>
     </w:p>
     <w:p>
       <w:pPr>
@@ -3026,216 +4394,6 @@
           <w:rFonts w:asciiTheme="majorBidi" w:eastAsia="Yu Gothic" w:hAnsiTheme="majorBidi" w:cs="B Nazanin"/>
           <w:sz w:val="28"/>
           <w:szCs w:val="28"/>
-          <w:lang w:bidi="fa-IR"/>
-        </w:rPr>
-      </w:pPr>
-    </w:p>
-    <w:p>
-      <w:pPr>
-        <w:bidi/>
-        <w:rPr>
-          <w:rFonts w:asciiTheme="majorBidi" w:eastAsia="Yu Gothic" w:hAnsiTheme="majorBidi" w:cs="B Nazanin"/>
-          <w:sz w:val="28"/>
-          <w:szCs w:val="28"/>
-          <w:lang w:bidi="fa-IR"/>
-        </w:rPr>
-      </w:pPr>
-    </w:p>
-    <w:p>
-      <w:pPr>
-        <w:bidi/>
-        <w:rPr>
-          <w:rFonts w:asciiTheme="majorBidi" w:eastAsia="Yu Gothic" w:hAnsiTheme="majorBidi" w:cs="B Nazanin"/>
-          <w:sz w:val="28"/>
-          <w:szCs w:val="28"/>
-          <w:lang w:bidi="fa-IR"/>
-        </w:rPr>
-      </w:pPr>
-    </w:p>
-    <w:p>
-      <w:pPr>
-        <w:bidi/>
-        <w:rPr>
-          <w:rFonts w:asciiTheme="majorBidi" w:eastAsia="Yu Gothic" w:hAnsiTheme="majorBidi" w:cs="B Nazanin"/>
-          <w:sz w:val="28"/>
-          <w:szCs w:val="28"/>
-          <w:lang w:bidi="fa-IR"/>
-        </w:rPr>
-      </w:pPr>
-    </w:p>
-    <w:p>
-      <w:pPr>
-        <w:bidi/>
-        <w:rPr>
-          <w:rFonts w:asciiTheme="majorBidi" w:eastAsia="Yu Gothic" w:hAnsiTheme="majorBidi" w:cs="B Nazanin"/>
-          <w:sz w:val="28"/>
-          <w:szCs w:val="28"/>
-          <w:lang w:bidi="fa-IR"/>
-        </w:rPr>
-      </w:pPr>
-    </w:p>
-    <w:p>
-      <w:pPr>
-        <w:bidi/>
-        <w:rPr>
-          <w:rFonts w:asciiTheme="majorBidi" w:eastAsia="Yu Gothic" w:hAnsiTheme="majorBidi" w:cs="B Nazanin"/>
-          <w:sz w:val="28"/>
-          <w:szCs w:val="28"/>
-          <w:lang w:bidi="fa-IR"/>
-        </w:rPr>
-      </w:pPr>
-    </w:p>
-    <w:p>
-      <w:pPr>
-        <w:bidi/>
-        <w:rPr>
-          <w:rFonts w:asciiTheme="majorBidi" w:eastAsia="Yu Gothic" w:hAnsiTheme="majorBidi" w:cs="B Nazanin"/>
-          <w:sz w:val="28"/>
-          <w:szCs w:val="28"/>
-          <w:lang w:bidi="fa-IR"/>
-        </w:rPr>
-      </w:pPr>
-    </w:p>
-    <w:p>
-      <w:pPr>
-        <w:bidi/>
-        <w:rPr>
-          <w:rFonts w:asciiTheme="majorBidi" w:eastAsia="Yu Gothic" w:hAnsiTheme="majorBidi" w:cs="B Nazanin"/>
-          <w:sz w:val="28"/>
-          <w:szCs w:val="28"/>
-          <w:lang w:bidi="fa-IR"/>
-        </w:rPr>
-      </w:pPr>
-    </w:p>
-    <w:p>
-      <w:pPr>
-        <w:bidi/>
-        <w:rPr>
-          <w:rFonts w:asciiTheme="majorBidi" w:eastAsia="Yu Gothic" w:hAnsiTheme="majorBidi" w:cs="B Nazanin"/>
-          <w:sz w:val="28"/>
-          <w:szCs w:val="28"/>
-          <w:rtl/>
-          <w:lang w:bidi="fa-IR"/>
-        </w:rPr>
-      </w:pPr>
-      <w:r>
-        <w:rPr>
-          <w:rFonts w:asciiTheme="majorBidi" w:eastAsia="Yu Gothic" w:hAnsiTheme="majorBidi" w:cs="B Nazanin" w:hint="cs"/>
-          <w:sz w:val="28"/>
-          <w:szCs w:val="28"/>
-          <w:rtl/>
-          <w:lang w:bidi="fa-IR"/>
-        </w:rPr>
-        <w:t xml:space="preserve">در شکل 2) نیز مقایسه پاسخ پله ها را میبینیم که به طور واضح مقدار </w:t>
-      </w:r>
-      <w:proofErr w:type="spellStart"/>
-      <w:r>
-        <w:rPr>
-          <w:rFonts w:asciiTheme="majorBidi" w:eastAsia="Yu Gothic" w:hAnsiTheme="majorBidi" w:cs="B Nazanin" w:hint="cs"/>
-          <w:sz w:val="28"/>
-          <w:szCs w:val="28"/>
-          <w:rtl/>
-          <w:lang w:bidi="fa-IR"/>
-        </w:rPr>
-        <w:t>کوانتیزه</w:t>
-      </w:r>
-      <w:proofErr w:type="spellEnd"/>
-      <w:r>
-        <w:rPr>
-          <w:rFonts w:asciiTheme="majorBidi" w:eastAsia="Yu Gothic" w:hAnsiTheme="majorBidi" w:cs="B Nazanin" w:hint="cs"/>
-          <w:sz w:val="28"/>
-          <w:szCs w:val="28"/>
-          <w:rtl/>
-          <w:lang w:bidi="fa-IR"/>
-        </w:rPr>
-        <w:t xml:space="preserve"> شده </w:t>
-      </w:r>
-      <w:proofErr w:type="spellStart"/>
-      <w:r>
-        <w:rPr>
-          <w:rFonts w:asciiTheme="majorBidi" w:eastAsia="Yu Gothic" w:hAnsiTheme="majorBidi" w:cs="B Nazanin" w:hint="cs"/>
-          <w:sz w:val="28"/>
-          <w:szCs w:val="28"/>
-          <w:rtl/>
-          <w:lang w:bidi="fa-IR"/>
-        </w:rPr>
-        <w:t>ضرایب</w:t>
-      </w:r>
-      <w:proofErr w:type="spellEnd"/>
-      <w:r>
-        <w:rPr>
-          <w:rFonts w:asciiTheme="majorBidi" w:eastAsia="Yu Gothic" w:hAnsiTheme="majorBidi" w:cs="B Nazanin" w:hint="cs"/>
-          <w:sz w:val="28"/>
-          <w:szCs w:val="28"/>
-          <w:rtl/>
-          <w:lang w:bidi="fa-IR"/>
-        </w:rPr>
-        <w:t xml:space="preserve"> ، تقریب خوبی از مقدار ممیز شناور آن </w:t>
-      </w:r>
-      <w:proofErr w:type="spellStart"/>
-      <w:r>
-        <w:rPr>
-          <w:rFonts w:asciiTheme="majorBidi" w:eastAsia="Yu Gothic" w:hAnsiTheme="majorBidi" w:cs="B Nazanin" w:hint="cs"/>
-          <w:sz w:val="28"/>
-          <w:szCs w:val="28"/>
-          <w:rtl/>
-          <w:lang w:bidi="fa-IR"/>
-        </w:rPr>
-        <w:t>هاست</w:t>
-      </w:r>
-      <w:proofErr w:type="spellEnd"/>
-      <w:r>
-        <w:rPr>
-          <w:rFonts w:asciiTheme="majorBidi" w:eastAsia="Yu Gothic" w:hAnsiTheme="majorBidi" w:cs="B Nazanin" w:hint="cs"/>
-          <w:sz w:val="28"/>
-          <w:szCs w:val="28"/>
-          <w:rtl/>
-          <w:lang w:bidi="fa-IR"/>
-        </w:rPr>
-        <w:t>.</w:t>
-      </w:r>
-    </w:p>
-    <w:p>
-      <w:pPr>
-        <w:bidi/>
-        <w:rPr>
-          <w:rFonts w:asciiTheme="majorBidi" w:eastAsia="Yu Gothic" w:hAnsiTheme="majorBidi" w:cs="B Nazanin"/>
-          <w:sz w:val="36"/>
-          <w:szCs w:val="36"/>
-          <w:rtl/>
-          <w:lang w:bidi="fa-IR"/>
-        </w:rPr>
-      </w:pPr>
-      <w:r>
-        <w:rPr>
-          <w:rFonts w:asciiTheme="majorBidi" w:eastAsia="Yu Gothic" w:hAnsiTheme="majorBidi" w:cs="B Nazanin" w:hint="cs"/>
-          <w:sz w:val="36"/>
-          <w:szCs w:val="36"/>
-          <w:rtl/>
-          <w:lang w:bidi="fa-IR"/>
-        </w:rPr>
-        <w:t xml:space="preserve">مقایسه فیلتر ها در </w:t>
-      </w:r>
-      <w:proofErr w:type="spellStart"/>
-      <w:r>
-        <w:rPr>
-          <w:rFonts w:asciiTheme="majorBidi" w:eastAsia="Yu Gothic" w:hAnsiTheme="majorBidi" w:cs="B Nazanin" w:hint="cs"/>
-          <w:sz w:val="36"/>
-          <w:szCs w:val="36"/>
-          <w:rtl/>
-          <w:lang w:bidi="fa-IR"/>
-        </w:rPr>
-        <w:t>سیمولینک</w:t>
-      </w:r>
-      <w:proofErr w:type="spellEnd"/>
-    </w:p>
-    <w:p>
-      <w:pPr>
-        <w:bidi/>
-        <w:rPr>
-          <w:rFonts w:asciiTheme="majorBidi" w:eastAsia="Yu Gothic" w:hAnsiTheme="majorBidi" w:cs="B Nazanin"/>
-          <w:sz w:val="28"/>
-          <w:szCs w:val="28"/>
           <w:rtl/>
           <w:lang w:bidi="fa-IR"/>
         </w:rPr>
@@ -3244,7 +4402,6 @@
         <w:rPr>
           <w:noProof/>
         </w:rPr>
-        <w:lastRenderedPageBreak/>
         <mc:AlternateContent>
           <mc:Choice Requires="wps">
             <w:drawing>
@@ -3697,20 +4854,18 @@
     </w:p>
     <w:p>
       <w:pPr>
-        <w:bidi/>
-        <w:rPr>
-          <w:rFonts w:asciiTheme="majorBidi" w:eastAsia="Yu Gothic" w:hAnsiTheme="majorBidi" w:cs="B Nazanin"/>
-          <w:sz w:val="36"/>
-          <w:szCs w:val="36"/>
-          <w:rtl/>
-          <w:lang w:bidi="fa-IR"/>
-        </w:rPr>
-      </w:pPr>
-      <w:r>
-        <w:rPr>
-          <w:rFonts w:asciiTheme="majorBidi" w:eastAsia="Yu Gothic" w:hAnsiTheme="majorBidi" w:cs="B Nazanin" w:hint="cs"/>
-          <w:sz w:val="36"/>
-          <w:szCs w:val="36"/>
+        <w:pStyle w:val="Heading1"/>
+        <w:bidi/>
+        <w:rPr>
+          <w:rFonts w:eastAsia="Yu Gothic"/>
+          <w:rtl/>
+          <w:lang w:bidi="fa-IR"/>
+        </w:rPr>
+      </w:pPr>
+      <w:bookmarkStart w:id="4" w:name="_Toc170075665"/>
+      <w:r>
+        <w:rPr>
+          <w:rFonts w:eastAsia="Yu Gothic" w:hint="cs"/>
           <w:rtl/>
           <w:lang w:bidi="fa-IR"/>
         </w:rPr>
@@ -3719,13 +4874,12 @@
       <w:proofErr w:type="spellStart"/>
       <w:r>
         <w:rPr>
-          <w:rFonts w:asciiTheme="majorBidi" w:eastAsia="Yu Gothic" w:hAnsiTheme="majorBidi" w:cs="B Nazanin"/>
-          <w:sz w:val="36"/>
-          <w:szCs w:val="36"/>
+          <w:rFonts w:eastAsia="Yu Gothic"/>
           <w:lang w:bidi="fa-IR"/>
         </w:rPr>
         <w:t>PipeLine</w:t>
       </w:r>
+      <w:bookmarkEnd w:id="4"/>
       <w:proofErr w:type="spellEnd"/>
     </w:p>
     <w:p>
@@ -4810,18 +5964,241 @@
       </w:pPr>
       <w:r>
         <w:rPr>
+          <w:rFonts w:cs="B Nazanin"/>
+          <w:noProof/>
+          <w:sz w:val="28"/>
+          <w:szCs w:val="28"/>
+          <w:rtl/>
+          <w:lang w:bidi="fa-IR"/>
+        </w:rPr>
+        <w:drawing>
+          <wp:anchor distT="0" distB="0" distL="114300" distR="114300" simplePos="0" relativeHeight="251673600" behindDoc="0" locked="0" layoutInCell="1" allowOverlap="1" wp14:anchorId="48A1C0FB" wp14:editId="7AE5560D">
+            <wp:simplePos x="0" y="0"/>
+            <wp:positionH relativeFrom="margin">
+              <wp:align>center</wp:align>
+            </wp:positionH>
+            <wp:positionV relativeFrom="paragraph">
+              <wp:posOffset>513950</wp:posOffset>
+            </wp:positionV>
+            <wp:extent cx="7134064" cy="3530600"/>
+            <wp:effectExtent l="0" t="0" r="0" b="0"/>
+            <wp:wrapNone/>
+            <wp:docPr id="516605686" name="Picture 1"/>
+            <wp:cNvGraphicFramePr>
+              <a:graphicFrameLocks xmlns:a="http://schemas.openxmlformats.org/drawingml/2006/main" noChangeAspect="1"/>
+            </wp:cNvGraphicFramePr>
+            <a:graphic xmlns:a="http://schemas.openxmlformats.org/drawingml/2006/main">
+              <a:graphicData uri="http://schemas.openxmlformats.org/drawingml/2006/picture">
+                <pic:pic xmlns:pic="http://schemas.openxmlformats.org/drawingml/2006/picture">
+                  <pic:nvPicPr>
+                    <pic:cNvPr id="516605686" name=""/>
+                    <pic:cNvPicPr/>
+                  </pic:nvPicPr>
+                  <pic:blipFill>
+                    <a:blip r:embed="rId21">
+                      <a:extLst>
+                        <a:ext uri="{28A0092B-C50C-407E-A947-70E740481C1C}">
+                          <a14:useLocalDpi xmlns:a14="http://schemas.microsoft.com/office/drawing/2010/main" val="0"/>
+                        </a:ext>
+                      </a:extLst>
+                    </a:blip>
+                    <a:stretch>
+                      <a:fillRect/>
+                    </a:stretch>
+                  </pic:blipFill>
+                  <pic:spPr>
+                    <a:xfrm>
+                      <a:off x="0" y="0"/>
+                      <a:ext cx="7134064" cy="3530600"/>
+                    </a:xfrm>
+                    <a:prstGeom prst="rect">
+                      <a:avLst/>
+                    </a:prstGeom>
+                  </pic:spPr>
+                </pic:pic>
+              </a:graphicData>
+            </a:graphic>
+            <wp14:sizeRelH relativeFrom="page">
+              <wp14:pctWidth>0</wp14:pctWidth>
+            </wp14:sizeRelH>
+            <wp14:sizeRelV relativeFrom="page">
+              <wp14:pctHeight>0</wp14:pctHeight>
+            </wp14:sizeRelV>
+          </wp:anchor>
+        </w:drawing>
+      </w:r>
+      <w:r>
+        <w:rPr>
+          <w:rFonts w:cs="B Nazanin" w:hint="cs"/>
+          <w:sz w:val="28"/>
+          <w:szCs w:val="28"/>
+          <w:rtl/>
+          <w:lang w:bidi="fa-IR"/>
+        </w:rPr>
+        <w:t xml:space="preserve">با این کار میتوان گزارش کاملی از تاخیر ها زمانی مانند </w:t>
+      </w:r>
+      <w:r>
+        <w:rPr>
+          <w:rFonts w:cs="B Nazanin"/>
+          <w:sz w:val="28"/>
+          <w:szCs w:val="28"/>
+          <w:lang w:bidi="fa-IR"/>
+        </w:rPr>
+        <w:t>Critical Path</w:t>
+      </w:r>
+      <w:r>
+        <w:rPr>
+          <w:rFonts w:cs="B Nazanin" w:hint="cs"/>
+          <w:sz w:val="28"/>
+          <w:szCs w:val="28"/>
+          <w:rtl/>
+          <w:lang w:bidi="fa-IR"/>
+        </w:rPr>
+        <w:t xml:space="preserve"> و یا </w:t>
+      </w:r>
+      <w:r>
+        <w:rPr>
+          <w:rFonts w:cs="B Nazanin"/>
+          <w:sz w:val="28"/>
+          <w:szCs w:val="28"/>
+          <w:lang w:bidi="fa-IR"/>
+        </w:rPr>
+        <w:t>Maximum Clock Frequency</w:t>
+      </w:r>
+      <w:r>
+        <w:rPr>
+          <w:rFonts w:cs="B Nazanin" w:hint="cs"/>
+          <w:sz w:val="28"/>
+          <w:szCs w:val="28"/>
+          <w:rtl/>
+          <w:lang w:bidi="fa-IR"/>
+        </w:rPr>
+        <w:t xml:space="preserve"> را بدست آورد.</w:t>
+      </w:r>
+    </w:p>
+    <w:p>
+      <w:pPr>
+        <w:bidi/>
+        <w:rPr>
+          <w:rFonts w:cs="B Nazanin"/>
+          <w:sz w:val="28"/>
+          <w:szCs w:val="28"/>
+          <w:lang w:bidi="fa-IR"/>
+        </w:rPr>
+      </w:pPr>
+    </w:p>
+    <w:p>
+      <w:pPr>
+        <w:bidi/>
+        <w:rPr>
+          <w:rFonts w:cs="B Nazanin"/>
+          <w:sz w:val="28"/>
+          <w:szCs w:val="28"/>
+          <w:lang w:bidi="fa-IR"/>
+        </w:rPr>
+      </w:pPr>
+    </w:p>
+    <w:p>
+      <w:pPr>
+        <w:bidi/>
+        <w:rPr>
+          <w:rFonts w:cs="B Nazanin"/>
+          <w:sz w:val="28"/>
+          <w:szCs w:val="28"/>
+          <w:lang w:bidi="fa-IR"/>
+        </w:rPr>
+      </w:pPr>
+    </w:p>
+    <w:p>
+      <w:pPr>
+        <w:bidi/>
+        <w:rPr>
+          <w:rFonts w:cs="B Nazanin"/>
+          <w:sz w:val="28"/>
+          <w:szCs w:val="28"/>
+          <w:lang w:bidi="fa-IR"/>
+        </w:rPr>
+      </w:pPr>
+    </w:p>
+    <w:p>
+      <w:pPr>
+        <w:bidi/>
+        <w:rPr>
+          <w:rFonts w:cs="B Nazanin"/>
+          <w:sz w:val="28"/>
+          <w:szCs w:val="28"/>
+          <w:lang w:bidi="fa-IR"/>
+        </w:rPr>
+      </w:pPr>
+    </w:p>
+    <w:p>
+      <w:pPr>
+        <w:bidi/>
+        <w:rPr>
+          <w:rFonts w:cs="B Nazanin"/>
+          <w:sz w:val="28"/>
+          <w:szCs w:val="28"/>
+          <w:lang w:bidi="fa-IR"/>
+        </w:rPr>
+      </w:pPr>
+    </w:p>
+    <w:p>
+      <w:pPr>
+        <w:bidi/>
+        <w:rPr>
+          <w:rFonts w:cs="B Nazanin"/>
+          <w:sz w:val="28"/>
+          <w:szCs w:val="28"/>
+          <w:lang w:bidi="fa-IR"/>
+        </w:rPr>
+      </w:pPr>
+    </w:p>
+    <w:p>
+      <w:pPr>
+        <w:bidi/>
+        <w:rPr>
+          <w:rFonts w:cs="B Nazanin"/>
+          <w:sz w:val="28"/>
+          <w:szCs w:val="28"/>
+          <w:lang w:bidi="fa-IR"/>
+        </w:rPr>
+      </w:pPr>
+    </w:p>
+    <w:p>
+      <w:pPr>
+        <w:bidi/>
+        <w:rPr>
+          <w:rFonts w:cs="B Nazanin"/>
+          <w:sz w:val="28"/>
+          <w:szCs w:val="28"/>
+          <w:lang w:bidi="fa-IR"/>
+        </w:rPr>
+      </w:pPr>
+    </w:p>
+    <w:p>
+      <w:pPr>
+        <w:bidi/>
+        <w:rPr>
+          <w:rFonts w:cs="B Nazanin"/>
+          <w:sz w:val="28"/>
+          <w:szCs w:val="28"/>
+          <w:lang w:bidi="fa-IR"/>
+        </w:rPr>
+      </w:pPr>
+      <w:r>
+        <w:rPr>
           <w:noProof/>
         </w:rPr>
         <mc:AlternateContent>
           <mc:Choice Requires="wps">
             <w:drawing>
-              <wp:anchor distT="0" distB="0" distL="114300" distR="114300" simplePos="0" relativeHeight="251675648" behindDoc="0" locked="0" layoutInCell="1" allowOverlap="1" wp14:anchorId="7625279B" wp14:editId="6AB91FA3">
+              <wp:anchor distT="0" distB="0" distL="114300" distR="114300" simplePos="0" relativeHeight="251675648" behindDoc="0" locked="0" layoutInCell="1" allowOverlap="1" wp14:anchorId="7625279B" wp14:editId="692C3922">
                 <wp:simplePos x="0" y="0"/>
-                <wp:positionH relativeFrom="column">
-                  <wp:posOffset>-514350</wp:posOffset>
+                <wp:positionH relativeFrom="margin">
+                  <wp:align>center</wp:align>
                 </wp:positionH>
                 <wp:positionV relativeFrom="paragraph">
-                  <wp:posOffset>4101465</wp:posOffset>
+                  <wp:posOffset>421640</wp:posOffset>
                 </wp:positionV>
                 <wp:extent cx="7133590" cy="635"/>
                 <wp:effectExtent l="0" t="0" r="0" b="0"/>
@@ -4989,7 +6366,7 @@
           </mc:Choice>
           <mc:Fallback>
             <w:pict>
-              <v:shape w14:anchorId="7625279B" id="_x0000_s1029" type="#_x0000_t202" style="position:absolute;left:0;text-align:left;margin-left:-40.5pt;margin-top:322.95pt;width:561.7pt;height:.05pt;z-index:251675648;visibility:visible;mso-wrap-style:square;mso-wrap-distance-left:9pt;mso-wrap-distance-top:0;mso-wrap-distance-right:9pt;mso-wrap-distance-bottom:0;mso-position-horizontal:absolute;mso-position-horizontal-relative:text;mso-position-vertical:absolute;mso-position-vertical-relative:text;v-text-anchor:top" o:gfxdata="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" stroked="f">
+              <v:shape w14:anchorId="7625279B" id="_x0000_s1029" type="#_x0000_t202" style="position:absolute;left:0;text-align:left;margin-left:0;margin-top:33.2pt;width:561.7pt;height:.05pt;z-index:251675648;visibility:visible;mso-wrap-style:square;mso-wrap-distance-left:9pt;mso-wrap-distance-top:0;mso-wrap-distance-right:9pt;mso-wrap-distance-bottom:0;mso-position-horizontal:center;mso-position-horizontal-relative:margin;mso-position-vertical:absolute;mso-position-vertical-relative:text;v-text-anchor:top" o:gfxdata="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" stroked="f">
                 <v:textbox style="mso-fit-shape-to-text:t" inset="0,0,0,0">
                   <w:txbxContent>
                     <w:p>
@@ -5118,14 +6495,122 @@
                     </w:p>
                   </w:txbxContent>
                 </v:textbox>
+                <w10:wrap anchorx="margin"/>
               </v:shape>
             </w:pict>
           </mc:Fallback>
         </mc:AlternateContent>
       </w:r>
-      <w:r>
-        <w:rPr>
-          <w:rFonts w:cs="B Nazanin"/>
+    </w:p>
+    <w:p>
+      <w:pPr>
+        <w:bidi/>
+        <w:rPr>
+          <w:rFonts w:cs="B Nazanin"/>
+          <w:sz w:val="28"/>
+          <w:szCs w:val="28"/>
+          <w:rtl/>
+          <w:lang w:bidi="fa-IR"/>
+        </w:rPr>
+      </w:pPr>
+      <w:r>
+        <w:rPr>
+          <w:rFonts w:cs="B Nazanin" w:hint="cs"/>
+          <w:sz w:val="28"/>
+          <w:szCs w:val="28"/>
+          <w:rtl/>
+          <w:lang w:bidi="fa-IR"/>
+        </w:rPr>
+        <w:lastRenderedPageBreak/>
+        <w:t xml:space="preserve">همانطور که مشخص است بیشترین </w:t>
+      </w:r>
+      <w:proofErr w:type="spellStart"/>
+      <w:r>
+        <w:rPr>
+          <w:rFonts w:cs="B Nazanin" w:hint="cs"/>
+          <w:sz w:val="28"/>
+          <w:szCs w:val="28"/>
+          <w:rtl/>
+          <w:lang w:bidi="fa-IR"/>
+        </w:rPr>
+        <w:t>کلاکی</w:t>
+      </w:r>
+      <w:proofErr w:type="spellEnd"/>
+      <w:r>
+        <w:rPr>
+          <w:rFonts w:cs="B Nazanin" w:hint="cs"/>
+          <w:sz w:val="28"/>
+          <w:szCs w:val="28"/>
+          <w:rtl/>
+          <w:lang w:bidi="fa-IR"/>
+        </w:rPr>
+        <w:t xml:space="preserve"> که میتوان به سیستم اعمال کرد برابر </w:t>
+      </w:r>
+      <w:r>
+        <w:rPr>
+          <w:rFonts w:cs="B Nazanin"/>
+          <w:sz w:val="28"/>
+          <w:szCs w:val="28"/>
+          <w:lang w:bidi="fa-IR"/>
+        </w:rPr>
+        <w:t>16.027 MHz</w:t>
+      </w:r>
+      <w:r>
+        <w:rPr>
+          <w:rFonts w:cs="B Nazanin" w:hint="cs"/>
+          <w:sz w:val="28"/>
+          <w:szCs w:val="28"/>
+          <w:rtl/>
+          <w:lang w:bidi="fa-IR"/>
+        </w:rPr>
+        <w:t xml:space="preserve"> خواهد بود که مقدار بسیار کمی است.</w:t>
+      </w:r>
+    </w:p>
+    <w:p>
+      <w:pPr>
+        <w:pStyle w:val="Heading1"/>
+        <w:bidi/>
+        <w:rPr>
+          <w:rFonts w:eastAsia="Yu Gothic"/>
+          <w:rtl/>
+          <w:lang w:bidi="fa-IR"/>
+        </w:rPr>
+      </w:pPr>
+      <w:bookmarkStart w:id="5" w:name="_Toc170075666"/>
+      <w:r>
+        <w:rPr>
+          <w:rFonts w:eastAsia="Yu Gothic" w:hint="cs"/>
+          <w:rtl/>
+          <w:lang w:bidi="fa-IR"/>
+        </w:rPr>
+        <w:t xml:space="preserve">مقایسه با </w:t>
+      </w:r>
+      <w:proofErr w:type="spellStart"/>
+      <w:r>
+        <w:rPr>
+          <w:rFonts w:eastAsia="Yu Gothic" w:hint="cs"/>
+          <w:rtl/>
+          <w:lang w:bidi="fa-IR"/>
+        </w:rPr>
+        <w:t>متلب</w:t>
+      </w:r>
+      <w:bookmarkEnd w:id="5"/>
+      <w:proofErr w:type="spellEnd"/>
+    </w:p>
+    <w:p>
+      <w:pPr>
+        <w:bidi/>
+        <w:rPr>
+          <w:rFonts w:asciiTheme="majorBidi" w:eastAsia="Yu Gothic" w:hAnsiTheme="majorBidi" w:cs="B Nazanin"/>
+          <w:sz w:val="28"/>
+          <w:szCs w:val="28"/>
+          <w:rtl/>
+          <w:lang w:bidi="fa-IR"/>
+        </w:rPr>
+      </w:pPr>
+      <w:r>
+        <w:rPr>
+          <w:rFonts w:asciiTheme="majorBidi" w:eastAsia="Yu Gothic" w:hAnsiTheme="majorBidi" w:cs="B Nazanin"/>
           <w:noProof/>
           <w:sz w:val="28"/>
           <w:szCs w:val="28"/>
@@ -5133,18 +6618,18 @@
           <w:lang w:bidi="fa-IR"/>
         </w:rPr>
         <w:drawing>
-          <wp:anchor distT="0" distB="0" distL="114300" distR="114300" simplePos="0" relativeHeight="251673600" behindDoc="0" locked="0" layoutInCell="1" allowOverlap="1" wp14:anchorId="48A1C0FB" wp14:editId="3B955AE6">
+          <wp:anchor distT="0" distB="0" distL="114300" distR="114300" simplePos="0" relativeHeight="251682816" behindDoc="0" locked="0" layoutInCell="1" allowOverlap="1" wp14:anchorId="1257763F" wp14:editId="68ADFA3F">
             <wp:simplePos x="0" y="0"/>
-            <wp:positionH relativeFrom="margin">
-              <wp:posOffset>-514350</wp:posOffset>
+            <wp:positionH relativeFrom="column">
+              <wp:posOffset>-539750</wp:posOffset>
             </wp:positionH>
             <wp:positionV relativeFrom="paragraph">
-              <wp:posOffset>513949</wp:posOffset>
+              <wp:posOffset>469265</wp:posOffset>
             </wp:positionV>
-            <wp:extent cx="7134064" cy="3530600"/>
-            <wp:effectExtent l="0" t="0" r="0" b="0"/>
+            <wp:extent cx="7026096" cy="3746500"/>
+            <wp:effectExtent l="0" t="0" r="3810" b="6350"/>
             <wp:wrapNone/>
-            <wp:docPr id="516605686" name="Picture 1"/>
+            <wp:docPr id="838726469" name="Picture 1"/>
             <wp:cNvGraphicFramePr>
               <a:graphicFrameLocks xmlns:a="http://schemas.openxmlformats.org/drawingml/2006/main" noChangeAspect="1"/>
             </wp:cNvGraphicFramePr>
@@ -5152,11 +6637,11 @@
               <a:graphicData uri="http://schemas.openxmlformats.org/drawingml/2006/picture">
                 <pic:pic xmlns:pic="http://schemas.openxmlformats.org/drawingml/2006/picture">
                   <pic:nvPicPr>
-                    <pic:cNvPr id="516605686" name=""/>
+                    <pic:cNvPr id="838726469" name=""/>
                     <pic:cNvPicPr/>
                   </pic:nvPicPr>
                   <pic:blipFill>
-                    <a:blip r:embed="rId21">
+                    <a:blip r:embed="rId22">
                       <a:extLst>
                         <a:ext uri="{28A0092B-C50C-407E-A947-70E740481C1C}">
                           <a14:useLocalDpi xmlns:a14="http://schemas.microsoft.com/office/drawing/2010/main" val="0"/>
@@ -5170,7 +6655,7 @@
                   <pic:spPr>
                     <a:xfrm>
                       <a:off x="0" y="0"/>
-                      <a:ext cx="7134064" cy="3530600"/>
+                      <a:ext cx="7026096" cy="3746500"/>
                     </a:xfrm>
                     <a:prstGeom prst="rect">
                       <a:avLst/>
@@ -5190,225 +6675,57 @@
       </w:r>
       <w:r>
         <w:rPr>
-          <w:rFonts w:cs="B Nazanin" w:hint="cs"/>
-          <w:sz w:val="28"/>
-          <w:szCs w:val="28"/>
-          <w:rtl/>
-          <w:lang w:bidi="fa-IR"/>
-        </w:rPr>
-        <w:t xml:space="preserve">با این کار میتوان گزارش کاملی از تاخیر ها زمانی مانند </w:t>
-      </w:r>
-      <w:r>
-        <w:rPr>
-          <w:rFonts w:cs="B Nazanin"/>
-          <w:sz w:val="28"/>
-          <w:szCs w:val="28"/>
-          <w:lang w:bidi="fa-IR"/>
-        </w:rPr>
-        <w:t>Critical Path</w:t>
-      </w:r>
-      <w:r>
-        <w:rPr>
-          <w:rFonts w:cs="B Nazanin" w:hint="cs"/>
-          <w:sz w:val="28"/>
-          <w:szCs w:val="28"/>
-          <w:rtl/>
-          <w:lang w:bidi="fa-IR"/>
-        </w:rPr>
-        <w:t xml:space="preserve"> و یا </w:t>
-      </w:r>
-      <w:r>
-        <w:rPr>
-          <w:rFonts w:cs="B Nazanin"/>
-          <w:sz w:val="28"/>
-          <w:szCs w:val="28"/>
-          <w:lang w:bidi="fa-IR"/>
-        </w:rPr>
-        <w:t>Maximum Clock Frequency</w:t>
-      </w:r>
-      <w:r>
-        <w:rPr>
-          <w:rFonts w:cs="B Nazanin" w:hint="cs"/>
-          <w:sz w:val="28"/>
-          <w:szCs w:val="28"/>
-          <w:rtl/>
-          <w:lang w:bidi="fa-IR"/>
-        </w:rPr>
-        <w:t xml:space="preserve"> را بدست آورد.</w:t>
-      </w:r>
-    </w:p>
-    <w:p>
-      <w:pPr>
-        <w:bidi/>
-        <w:rPr>
-          <w:rFonts w:cs="B Nazanin"/>
-          <w:sz w:val="28"/>
-          <w:szCs w:val="28"/>
-          <w:lang w:bidi="fa-IR"/>
-        </w:rPr>
-      </w:pPr>
-    </w:p>
-    <w:p>
-      <w:pPr>
-        <w:bidi/>
-        <w:rPr>
-          <w:rFonts w:cs="B Nazanin"/>
-          <w:sz w:val="28"/>
-          <w:szCs w:val="28"/>
-          <w:lang w:bidi="fa-IR"/>
-        </w:rPr>
-      </w:pPr>
-    </w:p>
-    <w:p>
-      <w:pPr>
-        <w:bidi/>
-        <w:rPr>
-          <w:rFonts w:cs="B Nazanin"/>
-          <w:sz w:val="28"/>
-          <w:szCs w:val="28"/>
-          <w:lang w:bidi="fa-IR"/>
-        </w:rPr>
-      </w:pPr>
-    </w:p>
-    <w:p>
-      <w:pPr>
-        <w:bidi/>
-        <w:rPr>
-          <w:rFonts w:cs="B Nazanin"/>
-          <w:sz w:val="28"/>
-          <w:szCs w:val="28"/>
-          <w:lang w:bidi="fa-IR"/>
-        </w:rPr>
-      </w:pPr>
-    </w:p>
-    <w:p>
-      <w:pPr>
-        <w:bidi/>
-        <w:rPr>
-          <w:rFonts w:cs="B Nazanin"/>
-          <w:sz w:val="28"/>
-          <w:szCs w:val="28"/>
-          <w:lang w:bidi="fa-IR"/>
-        </w:rPr>
-      </w:pPr>
-    </w:p>
-    <w:p>
-      <w:pPr>
-        <w:bidi/>
-        <w:rPr>
-          <w:rFonts w:cs="B Nazanin"/>
-          <w:sz w:val="28"/>
-          <w:szCs w:val="28"/>
-          <w:lang w:bidi="fa-IR"/>
-        </w:rPr>
-      </w:pPr>
-    </w:p>
-    <w:p>
-      <w:pPr>
-        <w:bidi/>
-        <w:rPr>
-          <w:rFonts w:cs="B Nazanin"/>
-          <w:sz w:val="28"/>
-          <w:szCs w:val="28"/>
-          <w:lang w:bidi="fa-IR"/>
-        </w:rPr>
-      </w:pPr>
-    </w:p>
-    <w:p>
-      <w:pPr>
-        <w:bidi/>
-        <w:rPr>
-          <w:rFonts w:cs="B Nazanin"/>
-          <w:sz w:val="28"/>
-          <w:szCs w:val="28"/>
-          <w:lang w:bidi="fa-IR"/>
-        </w:rPr>
-      </w:pPr>
-    </w:p>
-    <w:p>
-      <w:pPr>
-        <w:bidi/>
-        <w:rPr>
-          <w:rFonts w:cs="B Nazanin"/>
-          <w:sz w:val="28"/>
-          <w:szCs w:val="28"/>
-          <w:lang w:bidi="fa-IR"/>
-        </w:rPr>
-      </w:pPr>
-    </w:p>
-    <w:p>
-      <w:pPr>
-        <w:bidi/>
-        <w:rPr>
-          <w:rFonts w:cs="B Nazanin"/>
-          <w:sz w:val="28"/>
-          <w:szCs w:val="28"/>
-          <w:lang w:bidi="fa-IR"/>
-        </w:rPr>
-      </w:pPr>
-    </w:p>
-    <w:p>
-      <w:pPr>
-        <w:bidi/>
-        <w:rPr>
-          <w:rFonts w:cs="B Nazanin"/>
-          <w:sz w:val="28"/>
-          <w:szCs w:val="28"/>
-          <w:rtl/>
-          <w:lang w:bidi="fa-IR"/>
-        </w:rPr>
-      </w:pPr>
-      <w:r>
-        <w:rPr>
-          <w:rFonts w:cs="B Nazanin" w:hint="cs"/>
-          <w:sz w:val="28"/>
-          <w:szCs w:val="28"/>
-          <w:rtl/>
-          <w:lang w:bidi="fa-IR"/>
-        </w:rPr>
-        <w:lastRenderedPageBreak/>
-        <w:t xml:space="preserve">همانطور که مشخص است بیشترین </w:t>
+          <w:rFonts w:asciiTheme="majorBidi" w:eastAsia="Yu Gothic" w:hAnsiTheme="majorBidi" w:cs="B Nazanin" w:hint="cs"/>
+          <w:sz w:val="28"/>
+          <w:szCs w:val="28"/>
+          <w:rtl/>
+          <w:lang w:bidi="fa-IR"/>
+        </w:rPr>
+        <w:t xml:space="preserve">کافیست خروجی تست </w:t>
       </w:r>
       <w:proofErr w:type="spellStart"/>
       <w:r>
         <w:rPr>
-          <w:rFonts w:cs="B Nazanin" w:hint="cs"/>
-          <w:sz w:val="28"/>
-          <w:szCs w:val="28"/>
-          <w:rtl/>
-          <w:lang w:bidi="fa-IR"/>
-        </w:rPr>
-        <w:t>کلاکی</w:t>
+          <w:rFonts w:asciiTheme="majorBidi" w:eastAsia="Yu Gothic" w:hAnsiTheme="majorBidi" w:cs="B Nazanin" w:hint="cs"/>
+          <w:sz w:val="28"/>
+          <w:szCs w:val="28"/>
+          <w:rtl/>
+          <w:lang w:bidi="fa-IR"/>
+        </w:rPr>
+        <w:t>بنچ</w:t>
       </w:r>
       <w:proofErr w:type="spellEnd"/>
       <w:r>
         <w:rPr>
-          <w:rFonts w:cs="B Nazanin" w:hint="cs"/>
-          <w:sz w:val="28"/>
-          <w:szCs w:val="28"/>
-          <w:rtl/>
-          <w:lang w:bidi="fa-IR"/>
-        </w:rPr>
-        <w:t xml:space="preserve"> که میتوان به سیستم اعمال کرد برابر </w:t>
-      </w:r>
-      <w:r>
-        <w:rPr>
-          <w:rFonts w:cs="B Nazanin"/>
-          <w:sz w:val="28"/>
-          <w:szCs w:val="28"/>
-          <w:lang w:bidi="fa-IR"/>
-        </w:rPr>
-        <w:t>16.027 MHz</w:t>
-      </w:r>
-      <w:r>
-        <w:rPr>
-          <w:rFonts w:cs="B Nazanin" w:hint="cs"/>
-          <w:sz w:val="28"/>
-          <w:szCs w:val="28"/>
-          <w:rtl/>
-          <w:lang w:bidi="fa-IR"/>
-        </w:rPr>
-        <w:t xml:space="preserve"> خواهد بود که مقدار بسیار کمی است.</w:t>
+          <w:rFonts w:asciiTheme="majorBidi" w:eastAsia="Yu Gothic" w:hAnsiTheme="majorBidi" w:cs="B Nazanin" w:hint="cs"/>
+          <w:sz w:val="28"/>
+          <w:szCs w:val="28"/>
+          <w:rtl/>
+          <w:lang w:bidi="fa-IR"/>
+        </w:rPr>
+        <w:t xml:space="preserve"> را به </w:t>
+      </w:r>
+      <w:proofErr w:type="spellStart"/>
+      <w:r>
+        <w:rPr>
+          <w:rFonts w:asciiTheme="majorBidi" w:eastAsia="Yu Gothic" w:hAnsiTheme="majorBidi" w:cs="B Nazanin" w:hint="cs"/>
+          <w:sz w:val="28"/>
+          <w:szCs w:val="28"/>
+          <w:rtl/>
+          <w:lang w:bidi="fa-IR"/>
+        </w:rPr>
+        <w:t>متلب</w:t>
+      </w:r>
+      <w:proofErr w:type="spellEnd"/>
+      <w:r>
+        <w:rPr>
+          <w:rFonts w:asciiTheme="majorBidi" w:eastAsia="Yu Gothic" w:hAnsiTheme="majorBidi" w:cs="B Nazanin" w:hint="cs"/>
+          <w:sz w:val="28"/>
+          <w:szCs w:val="28"/>
+          <w:rtl/>
+          <w:lang w:bidi="fa-IR"/>
+        </w:rPr>
+        <w:t xml:space="preserve"> دهیم و با فیلتر طراحی شده اصلی مقایسه کنیم </w:t>
       </w:r>
     </w:p>
     <w:p>
@@ -5416,40 +6733,114 @@
         <w:bidi/>
         <w:rPr>
           <w:rFonts w:asciiTheme="majorBidi" w:eastAsia="Yu Gothic" w:hAnsiTheme="majorBidi" w:cs="B Nazanin"/>
-          <w:sz w:val="36"/>
-          <w:szCs w:val="36"/>
-          <w:rtl/>
-          <w:lang w:bidi="fa-IR"/>
-        </w:rPr>
-      </w:pPr>
-      <w:r>
-        <w:rPr>
-          <w:rFonts w:asciiTheme="majorBidi" w:eastAsia="Yu Gothic" w:hAnsiTheme="majorBidi" w:cs="B Nazanin" w:hint="cs"/>
-          <w:sz w:val="36"/>
-          <w:szCs w:val="36"/>
-          <w:rtl/>
-          <w:lang w:bidi="fa-IR"/>
-        </w:rPr>
-        <w:t xml:space="preserve">مقایسه با </w:t>
-      </w:r>
-      <w:proofErr w:type="spellStart"/>
-      <w:r>
-        <w:rPr>
-          <w:rFonts w:asciiTheme="majorBidi" w:eastAsia="Yu Gothic" w:hAnsiTheme="majorBidi" w:cs="B Nazanin" w:hint="cs"/>
-          <w:sz w:val="36"/>
-          <w:szCs w:val="36"/>
-          <w:rtl/>
-          <w:lang w:bidi="fa-IR"/>
-        </w:rPr>
-        <w:t>متلب</w:t>
-      </w:r>
-      <w:proofErr w:type="spellEnd"/>
-    </w:p>
-    <w:p>
-      <w:pPr>
-        <w:bidi/>
-        <w:rPr>
-          <w:rFonts w:asciiTheme="majorBidi" w:eastAsia="Yu Gothic" w:hAnsiTheme="majorBidi" w:cs="B Nazanin"/>
+          <w:sz w:val="28"/>
+          <w:szCs w:val="28"/>
+          <w:rtl/>
+          <w:lang w:bidi="fa-IR"/>
+        </w:rPr>
+      </w:pPr>
+    </w:p>
+    <w:p>
+      <w:pPr>
+        <w:bidi/>
+        <w:rPr>
+          <w:rFonts w:cs="B Nazanin"/>
+          <w:sz w:val="28"/>
+          <w:szCs w:val="28"/>
+          <w:rtl/>
+          <w:lang w:bidi="fa-IR"/>
+        </w:rPr>
+      </w:pPr>
+    </w:p>
+    <w:p>
+      <w:pPr>
+        <w:bidi/>
+        <w:rPr>
+          <w:rFonts w:cs="B Nazanin"/>
+          <w:sz w:val="28"/>
+          <w:szCs w:val="28"/>
+          <w:rtl/>
+          <w:lang w:bidi="fa-IR"/>
+        </w:rPr>
+      </w:pPr>
+    </w:p>
+    <w:p>
+      <w:pPr>
+        <w:bidi/>
+        <w:rPr>
+          <w:rFonts w:cs="B Nazanin"/>
+          <w:sz w:val="28"/>
+          <w:szCs w:val="28"/>
+          <w:rtl/>
+          <w:lang w:bidi="fa-IR"/>
+        </w:rPr>
+      </w:pPr>
+    </w:p>
+    <w:p>
+      <w:pPr>
+        <w:bidi/>
+        <w:rPr>
+          <w:rFonts w:cs="B Nazanin"/>
+          <w:sz w:val="28"/>
+          <w:szCs w:val="28"/>
+          <w:rtl/>
+          <w:lang w:bidi="fa-IR"/>
+        </w:rPr>
+      </w:pPr>
+    </w:p>
+    <w:p>
+      <w:pPr>
+        <w:bidi/>
+        <w:rPr>
+          <w:rFonts w:cs="B Nazanin"/>
+          <w:sz w:val="28"/>
+          <w:szCs w:val="28"/>
+          <w:rtl/>
+          <w:lang w:bidi="fa-IR"/>
+        </w:rPr>
+      </w:pPr>
+    </w:p>
+    <w:p>
+      <w:pPr>
+        <w:bidi/>
+        <w:rPr>
+          <w:rFonts w:cs="B Nazanin"/>
+          <w:sz w:val="28"/>
+          <w:szCs w:val="28"/>
+          <w:rtl/>
+          <w:lang w:bidi="fa-IR"/>
+        </w:rPr>
+      </w:pPr>
+    </w:p>
+    <w:p>
+      <w:pPr>
+        <w:bidi/>
+        <w:rPr>
+          <w:rFonts w:cs="B Nazanin"/>
+          <w:sz w:val="28"/>
+          <w:szCs w:val="28"/>
+          <w:rtl/>
+          <w:lang w:bidi="fa-IR"/>
+        </w:rPr>
+      </w:pPr>
+    </w:p>
+    <w:p>
+      <w:pPr>
+        <w:bidi/>
+        <w:rPr>
+          <w:rFonts w:cs="B Nazanin"/>
+          <w:sz w:val="28"/>
+          <w:szCs w:val="28"/>
+          <w:rtl/>
+          <w:lang w:bidi="fa-IR"/>
+        </w:rPr>
+      </w:pPr>
+    </w:p>
+    <w:p>
+      <w:pPr>
+        <w:bidi/>
+        <w:rPr>
+          <w:rFonts w:cs="B Nazanin"/>
           <w:sz w:val="28"/>
           <w:szCs w:val="28"/>
           <w:rtl/>
@@ -5463,13 +6854,13 @@
         <mc:AlternateContent>
           <mc:Choice Requires="wps">
             <w:drawing>
-              <wp:anchor distT="0" distB="0" distL="114300" distR="114300" simplePos="0" relativeHeight="251678720" behindDoc="0" locked="0" layoutInCell="1" allowOverlap="1" wp14:anchorId="7C5B596B" wp14:editId="10A9B4C7">
+              <wp:anchor distT="0" distB="0" distL="114300" distR="114300" simplePos="0" relativeHeight="251678720" behindDoc="0" locked="0" layoutInCell="1" allowOverlap="1" wp14:anchorId="7C5B596B" wp14:editId="50F09163">
                 <wp:simplePos x="0" y="0"/>
                 <wp:positionH relativeFrom="column">
-                  <wp:posOffset>-857250</wp:posOffset>
+                  <wp:posOffset>-1092200</wp:posOffset>
                 </wp:positionH>
                 <wp:positionV relativeFrom="paragraph">
-                  <wp:posOffset>4512945</wp:posOffset>
+                  <wp:posOffset>431165</wp:posOffset>
                 </wp:positionV>
                 <wp:extent cx="7588250" cy="635"/>
                 <wp:effectExtent l="0" t="0" r="0" b="0"/>
@@ -5647,7 +7038,7 @@
           </mc:Choice>
           <mc:Fallback>
             <w:pict>
-              <v:shape w14:anchorId="7C5B596B" id="_x0000_s1030" type="#_x0000_t202" style="position:absolute;left:0;text-align:left;margin-left:-67.5pt;margin-top:355.35pt;width:597.5pt;height:.05pt;z-index:251678720;visibility:visible;mso-wrap-style:square;mso-wrap-distance-left:9pt;mso-wrap-distance-top:0;mso-wrap-distance-right:9pt;mso-wrap-distance-bottom:0;mso-position-horizontal:absolute;mso-position-horizontal-relative:text;mso-position-vertical:absolute;mso-position-vertical-relative:text;v-text-anchor:top" o:gfxdata="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" stroked="f">
+              <v:shape w14:anchorId="7C5B596B" id="_x0000_s1030" type="#_x0000_t202" style="position:absolute;left:0;text-align:left;margin-left:-86pt;margin-top:33.95pt;width:597.5pt;height:.05pt;z-index:251678720;visibility:visible;mso-wrap-style:square;mso-wrap-distance-left:9pt;mso-wrap-distance-top:0;mso-wrap-distance-right:9pt;mso-wrap-distance-bottom:0;mso-position-horizontal:absolute;mso-position-horizontal-relative:text;mso-position-vertical:absolute;mso-position-vertical-relative:text;v-text-anchor:top" o:gfxdata="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" stroked="f">
                 <v:textbox style="mso-fit-shape-to-text:t" inset="0,0,0,0">
                   <w:txbxContent>
                     <w:p>
@@ -5791,85 +7182,56 @@
           </mc:Fallback>
         </mc:AlternateContent>
       </w:r>
-      <w:r>
-        <w:rPr>
-          <w:rFonts w:cs="B Nazanin"/>
-          <w:noProof/>
-          <w:sz w:val="28"/>
-          <w:szCs w:val="28"/>
-          <w:rtl/>
-          <w:lang w:bidi="fa-IR"/>
-        </w:rPr>
-        <w:drawing>
-          <wp:anchor distT="0" distB="0" distL="114300" distR="114300" simplePos="0" relativeHeight="251676672" behindDoc="0" locked="0" layoutInCell="1" allowOverlap="1" wp14:anchorId="16106F23" wp14:editId="68896B51">
-            <wp:simplePos x="0" y="0"/>
-            <wp:positionH relativeFrom="page">
-              <wp:posOffset>57150</wp:posOffset>
-            </wp:positionH>
-            <wp:positionV relativeFrom="paragraph">
-              <wp:posOffset>255270</wp:posOffset>
-            </wp:positionV>
-            <wp:extent cx="7588250" cy="4201102"/>
-            <wp:effectExtent l="0" t="0" r="0" b="9525"/>
-            <wp:wrapNone/>
-            <wp:docPr id="1022975663" name="Picture 1"/>
-            <wp:cNvGraphicFramePr>
-              <a:graphicFrameLocks xmlns:a="http://schemas.openxmlformats.org/drawingml/2006/main" noChangeAspect="1"/>
-            </wp:cNvGraphicFramePr>
-            <a:graphic xmlns:a="http://schemas.openxmlformats.org/drawingml/2006/main">
-              <a:graphicData uri="http://schemas.openxmlformats.org/drawingml/2006/picture">
-                <pic:pic xmlns:pic="http://schemas.openxmlformats.org/drawingml/2006/picture">
-                  <pic:nvPicPr>
-                    <pic:cNvPr id="1022975663" name=""/>
-                    <pic:cNvPicPr/>
-                  </pic:nvPicPr>
-                  <pic:blipFill>
-                    <a:blip r:embed="rId22">
-                      <a:extLst>
-                        <a:ext uri="{28A0092B-C50C-407E-A947-70E740481C1C}">
-                          <a14:useLocalDpi xmlns:a14="http://schemas.microsoft.com/office/drawing/2010/main" val="0"/>
-                        </a:ext>
-                      </a:extLst>
-                    </a:blip>
-                    <a:stretch>
-                      <a:fillRect/>
-                    </a:stretch>
-                  </pic:blipFill>
-                  <pic:spPr>
-                    <a:xfrm>
-                      <a:off x="0" y="0"/>
-                      <a:ext cx="7588250" cy="4201102"/>
-                    </a:xfrm>
-                    <a:prstGeom prst="rect">
-                      <a:avLst/>
-                    </a:prstGeom>
-                  </pic:spPr>
-                </pic:pic>
-              </a:graphicData>
-            </a:graphic>
-            <wp14:sizeRelH relativeFrom="page">
-              <wp14:pctWidth>0</wp14:pctWidth>
-            </wp14:sizeRelH>
-            <wp14:sizeRelV relativeFrom="page">
-              <wp14:pctHeight>0</wp14:pctHeight>
-            </wp14:sizeRelV>
-          </wp:anchor>
-        </w:drawing>
-      </w:r>
-      <w:r>
-        <w:rPr>
-          <w:rFonts w:asciiTheme="majorBidi" w:eastAsia="Yu Gothic" w:hAnsiTheme="majorBidi" w:cs="B Nazanin" w:hint="cs"/>
-          <w:sz w:val="28"/>
-          <w:szCs w:val="28"/>
-          <w:rtl/>
-          <w:lang w:bidi="fa-IR"/>
-        </w:rPr>
-        <w:t xml:space="preserve">کافیست خروجی تست </w:t>
+    </w:p>
+    <w:p>
+      <w:pPr>
+        <w:bidi/>
+        <w:rPr>
+          <w:rFonts w:cs="B Nazanin"/>
+          <w:sz w:val="28"/>
+          <w:szCs w:val="28"/>
+          <w:rtl/>
+          <w:lang w:bidi="fa-IR"/>
+        </w:rPr>
+      </w:pPr>
+    </w:p>
+    <w:p>
+      <w:pPr>
+        <w:bidi/>
+        <w:rPr>
+          <w:rFonts w:cs="B Nazanin"/>
+          <w:sz w:val="28"/>
+          <w:szCs w:val="28"/>
+          <w:rtl/>
+          <w:lang w:bidi="fa-IR"/>
+        </w:rPr>
+      </w:pPr>
+    </w:p>
+    <w:p>
+      <w:pPr>
+        <w:bidi/>
+        <w:rPr>
+          <w:rFonts w:cs="B Nazanin"/>
+          <w:sz w:val="28"/>
+          <w:szCs w:val="28"/>
+          <w:rtl/>
+          <w:lang w:bidi="fa-IR"/>
+        </w:rPr>
+      </w:pPr>
+      <w:r>
+        <w:rPr>
+          <w:rFonts w:cs="B Nazanin" w:hint="cs"/>
+          <w:sz w:val="28"/>
+          <w:szCs w:val="28"/>
+          <w:rtl/>
+          <w:lang w:bidi="fa-IR"/>
+        </w:rPr>
+        <w:t xml:space="preserve">همانطور که مشخص است خروجی تست </w:t>
       </w:r>
       <w:proofErr w:type="spellStart"/>
       <w:r>
         <w:rPr>
-          <w:rFonts w:asciiTheme="majorBidi" w:eastAsia="Yu Gothic" w:hAnsiTheme="majorBidi" w:cs="B Nazanin" w:hint="cs"/>
+          <w:rFonts w:cs="B Nazanin" w:hint="cs"/>
           <w:sz w:val="28"/>
           <w:szCs w:val="28"/>
           <w:rtl/>
@@ -5880,203 +7242,86 @@
       <w:proofErr w:type="spellEnd"/>
       <w:r>
         <w:rPr>
-          <w:rFonts w:asciiTheme="majorBidi" w:eastAsia="Yu Gothic" w:hAnsiTheme="majorBidi" w:cs="B Nazanin" w:hint="cs"/>
-          <w:sz w:val="28"/>
-          <w:szCs w:val="28"/>
-          <w:rtl/>
-          <w:lang w:bidi="fa-IR"/>
-        </w:rPr>
-        <w:t xml:space="preserve"> را به </w:t>
+          <w:rFonts w:cs="B Nazanin" w:hint="cs"/>
+          <w:sz w:val="28"/>
+          <w:szCs w:val="28"/>
+          <w:rtl/>
+          <w:lang w:bidi="fa-IR"/>
+        </w:rPr>
+        <w:t xml:space="preserve"> دقیقا همان خروجی فیلتر طراحی شده با فرمت </w:t>
+      </w:r>
+      <w:r>
+        <w:rPr>
+          <w:rFonts w:cs="B Nazanin"/>
+          <w:sz w:val="28"/>
+          <w:szCs w:val="28"/>
+          <w:lang w:bidi="fa-IR"/>
+        </w:rPr>
+        <w:t>Float</w:t>
+      </w:r>
+      <w:r>
+        <w:rPr>
+          <w:rFonts w:cs="B Nazanin" w:hint="cs"/>
+          <w:sz w:val="28"/>
+          <w:szCs w:val="28"/>
+          <w:rtl/>
+          <w:lang w:bidi="fa-IR"/>
+        </w:rPr>
+        <w:t xml:space="preserve"> است.</w:t>
+      </w:r>
+    </w:p>
+    <w:p>
+      <w:pPr>
+        <w:bidi/>
+        <w:rPr>
+          <w:rFonts w:cs="B Nazanin"/>
+          <w:sz w:val="28"/>
+          <w:szCs w:val="28"/>
+          <w:rtl/>
+          <w:lang w:bidi="fa-IR"/>
+        </w:rPr>
+      </w:pPr>
+      <w:r>
+        <w:rPr>
+          <w:rFonts w:cs="B Nazanin" w:hint="cs"/>
+          <w:sz w:val="28"/>
+          <w:szCs w:val="28"/>
+          <w:rtl/>
+          <w:lang w:bidi="fa-IR"/>
+        </w:rPr>
+        <w:t xml:space="preserve">تنها عیبی که میتوان به این طراحی گرفت بحث زمانی یعنی </w:t>
       </w:r>
       <w:proofErr w:type="spellStart"/>
       <w:r>
         <w:rPr>
-          <w:rFonts w:asciiTheme="majorBidi" w:eastAsia="Yu Gothic" w:hAnsiTheme="majorBidi" w:cs="B Nazanin" w:hint="cs"/>
-          <w:sz w:val="28"/>
-          <w:szCs w:val="28"/>
-          <w:rtl/>
-          <w:lang w:bidi="fa-IR"/>
-        </w:rPr>
-        <w:t>متلب</w:t>
+          <w:rFonts w:cs="B Nazanin" w:hint="cs"/>
+          <w:sz w:val="28"/>
+          <w:szCs w:val="28"/>
+          <w:rtl/>
+          <w:lang w:bidi="fa-IR"/>
+        </w:rPr>
+        <w:t>ماکزیمم</w:t>
       </w:r>
       <w:proofErr w:type="spellEnd"/>
       <w:r>
         <w:rPr>
-          <w:rFonts w:asciiTheme="majorBidi" w:eastAsia="Yu Gothic" w:hAnsiTheme="majorBidi" w:cs="B Nazanin" w:hint="cs"/>
-          <w:sz w:val="28"/>
-          <w:szCs w:val="28"/>
-          <w:rtl/>
-          <w:lang w:bidi="fa-IR"/>
-        </w:rPr>
-        <w:t xml:space="preserve"> دهیم و با فیلتر طراحی شده اصلی مقایسه کنیم </w:t>
-      </w:r>
-    </w:p>
-    <w:p>
-      <w:pPr>
-        <w:bidi/>
-        <w:rPr>
-          <w:rFonts w:asciiTheme="majorBidi" w:eastAsia="Yu Gothic" w:hAnsiTheme="majorBidi" w:cs="B Nazanin"/>
-          <w:sz w:val="28"/>
-          <w:szCs w:val="28"/>
-          <w:rtl/>
-          <w:lang w:bidi="fa-IR"/>
-        </w:rPr>
-      </w:pPr>
-    </w:p>
-    <w:p>
-      <w:pPr>
-        <w:bidi/>
-        <w:rPr>
-          <w:rFonts w:cs="B Nazanin"/>
-          <w:sz w:val="28"/>
-          <w:szCs w:val="28"/>
-          <w:rtl/>
-          <w:lang w:bidi="fa-IR"/>
-        </w:rPr>
-      </w:pPr>
-    </w:p>
-    <w:p>
-      <w:pPr>
-        <w:bidi/>
-        <w:rPr>
-          <w:rFonts w:cs="B Nazanin"/>
-          <w:sz w:val="28"/>
-          <w:szCs w:val="28"/>
-          <w:rtl/>
-          <w:lang w:bidi="fa-IR"/>
-        </w:rPr>
-      </w:pPr>
-    </w:p>
-    <w:p>
-      <w:pPr>
-        <w:bidi/>
-        <w:rPr>
-          <w:rFonts w:cs="B Nazanin"/>
-          <w:sz w:val="28"/>
-          <w:szCs w:val="28"/>
-          <w:rtl/>
-          <w:lang w:bidi="fa-IR"/>
-        </w:rPr>
-      </w:pPr>
-    </w:p>
-    <w:p>
-      <w:pPr>
-        <w:bidi/>
-        <w:rPr>
-          <w:rFonts w:cs="B Nazanin"/>
-          <w:sz w:val="28"/>
-          <w:szCs w:val="28"/>
-          <w:rtl/>
-          <w:lang w:bidi="fa-IR"/>
-        </w:rPr>
-      </w:pPr>
-    </w:p>
-    <w:p>
-      <w:pPr>
-        <w:bidi/>
-        <w:rPr>
-          <w:rFonts w:cs="B Nazanin"/>
-          <w:sz w:val="28"/>
-          <w:szCs w:val="28"/>
-          <w:rtl/>
-          <w:lang w:bidi="fa-IR"/>
-        </w:rPr>
-      </w:pPr>
-    </w:p>
-    <w:p>
-      <w:pPr>
-        <w:bidi/>
-        <w:rPr>
-          <w:rFonts w:cs="B Nazanin"/>
-          <w:sz w:val="28"/>
-          <w:szCs w:val="28"/>
-          <w:rtl/>
-          <w:lang w:bidi="fa-IR"/>
-        </w:rPr>
-      </w:pPr>
-    </w:p>
-    <w:p>
-      <w:pPr>
-        <w:bidi/>
-        <w:rPr>
-          <w:rFonts w:cs="B Nazanin"/>
-          <w:sz w:val="28"/>
-          <w:szCs w:val="28"/>
-          <w:rtl/>
-          <w:lang w:bidi="fa-IR"/>
-        </w:rPr>
-      </w:pPr>
-    </w:p>
-    <w:p>
-      <w:pPr>
-        <w:bidi/>
-        <w:rPr>
-          <w:rFonts w:cs="B Nazanin"/>
-          <w:sz w:val="28"/>
-          <w:szCs w:val="28"/>
-          <w:rtl/>
-          <w:lang w:bidi="fa-IR"/>
-        </w:rPr>
-      </w:pPr>
-    </w:p>
-    <w:p>
-      <w:pPr>
-        <w:bidi/>
-        <w:rPr>
-          <w:rFonts w:cs="B Nazanin"/>
-          <w:sz w:val="28"/>
-          <w:szCs w:val="28"/>
-          <w:rtl/>
-          <w:lang w:bidi="fa-IR"/>
-        </w:rPr>
-      </w:pPr>
-    </w:p>
-    <w:p>
-      <w:pPr>
-        <w:bidi/>
-        <w:rPr>
-          <w:rFonts w:cs="B Nazanin"/>
-          <w:sz w:val="28"/>
-          <w:szCs w:val="28"/>
-          <w:rtl/>
-          <w:lang w:bidi="fa-IR"/>
-        </w:rPr>
-      </w:pPr>
-    </w:p>
-    <w:p>
-      <w:pPr>
-        <w:bidi/>
-        <w:rPr>
-          <w:rFonts w:cs="B Nazanin"/>
-          <w:sz w:val="28"/>
-          <w:szCs w:val="28"/>
-          <w:rtl/>
-          <w:lang w:bidi="fa-IR"/>
-        </w:rPr>
-      </w:pPr>
-    </w:p>
-    <w:p>
-      <w:pPr>
-        <w:bidi/>
-        <w:rPr>
-          <w:rFonts w:cs="B Nazanin"/>
-          <w:sz w:val="28"/>
-          <w:szCs w:val="28"/>
-          <w:rtl/>
-          <w:lang w:bidi="fa-IR"/>
-        </w:rPr>
-      </w:pPr>
-      <w:r>
-        <w:rPr>
           <w:rFonts w:cs="B Nazanin" w:hint="cs"/>
           <w:sz w:val="28"/>
           <w:szCs w:val="28"/>
           <w:rtl/>
           <w:lang w:bidi="fa-IR"/>
         </w:rPr>
-        <w:t xml:space="preserve">همانطور که مشخص است خروجی تست </w:t>
-      </w:r>
-      <w:proofErr w:type="spellStart"/>
+        <w:t xml:space="preserve"> کلاک قابل اعمال است که برای رفع این مشکل به سراغ </w:t>
+      </w:r>
+      <w:r>
+        <w:rPr>
+          <w:rFonts w:cs="B Nazanin"/>
+          <w:sz w:val="28"/>
+          <w:szCs w:val="28"/>
+          <w:lang w:bidi="fa-IR"/>
+        </w:rPr>
+        <w:t xml:space="preserve">Pipe Line </w:t>
+      </w:r>
       <w:r>
         <w:rPr>
           <w:rFonts w:cs="B Nazanin" w:hint="cs"/>
@@ -6085,99 +7330,6 @@
           <w:rtl/>
           <w:lang w:bidi="fa-IR"/>
         </w:rPr>
-        <w:t>بنچ</w:t>
-      </w:r>
-      <w:proofErr w:type="spellEnd"/>
-      <w:r>
-        <w:rPr>
-          <w:rFonts w:cs="B Nazanin" w:hint="cs"/>
-          <w:sz w:val="28"/>
-          <w:szCs w:val="28"/>
-          <w:rtl/>
-          <w:lang w:bidi="fa-IR"/>
-        </w:rPr>
-        <w:t xml:space="preserve"> دقیقا همان خروجی فیلتر طراحی شده با فرمت </w:t>
-      </w:r>
-      <w:r>
-        <w:rPr>
-          <w:rFonts w:cs="B Nazanin"/>
-          <w:sz w:val="28"/>
-          <w:szCs w:val="28"/>
-          <w:lang w:bidi="fa-IR"/>
-        </w:rPr>
-        <w:t>Float</w:t>
-      </w:r>
-      <w:r>
-        <w:rPr>
-          <w:rFonts w:cs="B Nazanin" w:hint="cs"/>
-          <w:sz w:val="28"/>
-          <w:szCs w:val="28"/>
-          <w:rtl/>
-          <w:lang w:bidi="fa-IR"/>
-        </w:rPr>
-        <w:t xml:space="preserve"> است.</w:t>
-      </w:r>
-    </w:p>
-    <w:p>
-      <w:pPr>
-        <w:bidi/>
-        <w:rPr>
-          <w:rFonts w:cs="B Nazanin"/>
-          <w:sz w:val="28"/>
-          <w:szCs w:val="28"/>
-          <w:rtl/>
-          <w:lang w:bidi="fa-IR"/>
-        </w:rPr>
-      </w:pPr>
-      <w:r>
-        <w:rPr>
-          <w:rFonts w:cs="B Nazanin" w:hint="cs"/>
-          <w:sz w:val="28"/>
-          <w:szCs w:val="28"/>
-          <w:rtl/>
-          <w:lang w:bidi="fa-IR"/>
-        </w:rPr>
-        <w:t xml:space="preserve">تنها عیبی که میتوان به این طراحی گرفت بحث زمانی یعنی </w:t>
-      </w:r>
-      <w:proofErr w:type="spellStart"/>
-      <w:r>
-        <w:rPr>
-          <w:rFonts w:cs="B Nazanin" w:hint="cs"/>
-          <w:sz w:val="28"/>
-          <w:szCs w:val="28"/>
-          <w:rtl/>
-          <w:lang w:bidi="fa-IR"/>
-        </w:rPr>
-        <w:t>ماکزیمم</w:t>
-      </w:r>
-      <w:proofErr w:type="spellEnd"/>
-      <w:r>
-        <w:rPr>
-          <w:rFonts w:cs="B Nazanin" w:hint="cs"/>
-          <w:sz w:val="28"/>
-          <w:szCs w:val="28"/>
-          <w:rtl/>
-          <w:lang w:bidi="fa-IR"/>
-        </w:rPr>
-        <w:t xml:space="preserve"> کلاک قابل اعمال است که برای رفع این مشکل به سراغ </w:t>
-      </w:r>
-      <w:r>
-        <w:rPr>
-          <w:rFonts w:cs="B Nazanin"/>
-          <w:sz w:val="28"/>
-          <w:szCs w:val="28"/>
-          <w:lang w:bidi="fa-IR"/>
-        </w:rPr>
-        <w:t xml:space="preserve">Pipe Line </w:t>
-      </w:r>
-      <w:r>
-        <w:rPr>
-          <w:rFonts w:cs="B Nazanin" w:hint="cs"/>
-          <w:sz w:val="28"/>
-          <w:szCs w:val="28"/>
-          <w:rtl/>
-          <w:lang w:bidi="fa-IR"/>
-        </w:rPr>
         <w:t xml:space="preserve"> میرویم.</w:t>
       </w:r>
     </w:p>
@@ -6188,38 +7340,47 @@
           <w:rFonts w:cs="B Nazanin"/>
           <w:sz w:val="28"/>
           <w:szCs w:val="28"/>
-          <w:rtl/>
-          <w:lang w:bidi="fa-IR"/>
-        </w:rPr>
-      </w:pPr>
-    </w:p>
-    <w:p>
-      <w:pPr>
-        <w:bidi/>
-        <w:rPr>
-          <w:rFonts w:cs="B Nazanin"/>
-          <w:sz w:val="28"/>
-          <w:szCs w:val="28"/>
-          <w:lang w:bidi="fa-IR"/>
-        </w:rPr>
-      </w:pPr>
-    </w:p>
-    <w:p>
-      <w:pPr>
-        <w:bidi/>
-        <w:rPr>
-          <w:rFonts w:asciiTheme="majorBidi" w:eastAsia="Yu Gothic" w:hAnsiTheme="majorBidi" w:cs="B Nazanin"/>
-          <w:sz w:val="36"/>
-          <w:szCs w:val="36"/>
-          <w:rtl/>
-          <w:lang w:bidi="fa-IR"/>
-        </w:rPr>
-      </w:pPr>
-      <w:r>
-        <w:rPr>
-          <w:rFonts w:asciiTheme="majorBidi" w:eastAsia="Yu Gothic" w:hAnsiTheme="majorBidi" w:cs="B Nazanin" w:hint="cs"/>
-          <w:sz w:val="36"/>
-          <w:szCs w:val="36"/>
+          <w:lang w:bidi="fa-IR"/>
+        </w:rPr>
+      </w:pPr>
+    </w:p>
+    <w:p>
+      <w:pPr>
+        <w:bidi/>
+        <w:rPr>
+          <w:rFonts w:cs="B Nazanin"/>
+          <w:sz w:val="28"/>
+          <w:szCs w:val="28"/>
+          <w:rtl/>
+          <w:lang w:bidi="fa-IR"/>
+        </w:rPr>
+      </w:pPr>
+    </w:p>
+    <w:p>
+      <w:pPr>
+        <w:bidi/>
+        <w:rPr>
+          <w:rFonts w:cs="B Nazanin"/>
+          <w:sz w:val="28"/>
+          <w:szCs w:val="28"/>
+          <w:lang w:bidi="fa-IR"/>
+        </w:rPr>
+      </w:pPr>
+    </w:p>
+    <w:p>
+      <w:pPr>
+        <w:pStyle w:val="Heading1"/>
+        <w:bidi/>
+        <w:rPr>
+          <w:rFonts w:eastAsia="Yu Gothic"/>
+          <w:rtl/>
+          <w:lang w:bidi="fa-IR"/>
+        </w:rPr>
+      </w:pPr>
+      <w:bookmarkStart w:id="6" w:name="_Toc170075667"/>
+      <w:r>
+        <w:rPr>
+          <w:rFonts w:eastAsia="Yu Gothic" w:hint="cs"/>
           <w:rtl/>
           <w:lang w:bidi="fa-IR"/>
         </w:rPr>
@@ -6229,13 +7390,12 @@
       <w:proofErr w:type="spellStart"/>
       <w:r>
         <w:rPr>
-          <w:rFonts w:asciiTheme="majorBidi" w:eastAsia="Yu Gothic" w:hAnsiTheme="majorBidi" w:cs="B Nazanin"/>
-          <w:sz w:val="36"/>
-          <w:szCs w:val="36"/>
+          <w:rFonts w:eastAsia="Yu Gothic"/>
           <w:lang w:bidi="fa-IR"/>
         </w:rPr>
         <w:t>PipeLine</w:t>
       </w:r>
+      <w:bookmarkEnd w:id="6"/>
       <w:proofErr w:type="spellEnd"/>
     </w:p>
     <w:p>
@@ -6515,7 +7675,6 @@
           <w:rFonts w:cs="B Nazanin"/>
           <w:sz w:val="28"/>
           <w:szCs w:val="28"/>
-          <w:rtl/>
           <w:lang w:bidi="fa-IR"/>
         </w:rPr>
       </w:pPr>
@@ -6575,34 +7734,55 @@
       <w:pPr>
         <w:bidi/>
         <w:rPr>
-          <w:rFonts w:asciiTheme="majorBidi" w:eastAsia="Yu Gothic" w:hAnsiTheme="majorBidi" w:cs="B Nazanin"/>
-          <w:sz w:val="36"/>
-          <w:szCs w:val="36"/>
-          <w:rtl/>
-          <w:lang w:bidi="fa-IR"/>
-        </w:rPr>
-      </w:pPr>
-      <w:r>
-        <w:rPr>
-          <w:rFonts w:asciiTheme="majorBidi" w:eastAsia="Yu Gothic" w:hAnsiTheme="majorBidi" w:cs="B Nazanin" w:hint="cs"/>
-          <w:sz w:val="36"/>
-          <w:szCs w:val="36"/>
-          <w:rtl/>
-          <w:lang w:bidi="fa-IR"/>
-        </w:rPr>
+          <w:rFonts w:cs="B Nazanin"/>
+          <w:sz w:val="28"/>
+          <w:szCs w:val="28"/>
+          <w:lang w:bidi="fa-IR"/>
+        </w:rPr>
+      </w:pPr>
+    </w:p>
+    <w:p>
+      <w:pPr>
+        <w:bidi/>
+        <w:rPr>
+          <w:rFonts w:cs="B Nazanin"/>
+          <w:sz w:val="28"/>
+          <w:szCs w:val="28"/>
+          <w:rtl/>
+          <w:lang w:bidi="fa-IR"/>
+        </w:rPr>
+      </w:pPr>
+    </w:p>
+    <w:p>
+      <w:pPr>
+        <w:pStyle w:val="Heading1"/>
+        <w:bidi/>
+        <w:rPr>
+          <w:rFonts w:eastAsia="Yu Gothic"/>
+          <w:rtl/>
+          <w:lang w:bidi="fa-IR"/>
+        </w:rPr>
+      </w:pPr>
+      <w:bookmarkStart w:id="7" w:name="_Toc170075668"/>
+      <w:r>
+        <w:rPr>
+          <w:rFonts w:eastAsia="Yu Gothic" w:hint="cs"/>
+          <w:rtl/>
+          <w:lang w:bidi="fa-IR"/>
+        </w:rPr>
+        <w:lastRenderedPageBreak/>
         <w:t xml:space="preserve">مقایسه با </w:t>
       </w:r>
       <w:proofErr w:type="spellStart"/>
       <w:r>
         <w:rPr>
-          <w:rFonts w:asciiTheme="majorBidi" w:eastAsia="Yu Gothic" w:hAnsiTheme="majorBidi" w:cs="B Nazanin" w:hint="cs"/>
-          <w:sz w:val="36"/>
-          <w:szCs w:val="36"/>
+          <w:rFonts w:eastAsia="Yu Gothic" w:hint="cs"/>
           <w:rtl/>
           <w:lang w:bidi="fa-IR"/>
         </w:rPr>
         <w:t>متلب</w:t>
       </w:r>
+      <w:bookmarkEnd w:id="7"/>
       <w:proofErr w:type="spellEnd"/>
     </w:p>
     <w:p>
@@ -6624,7 +7804,6 @@
           <w:rtl/>
           <w:lang w:bidi="fa-IR"/>
         </w:rPr>
-        <w:lastRenderedPageBreak/>
         <w:t xml:space="preserve">خروجی این </w:t>
       </w:r>
       <w:proofErr w:type="spellStart"/>
@@ -7278,12 +8457,6 @@
     <w:sectPr>
       <w:pgSz w:w="12240" w:h="15840"/>
       <w:pgMar w:top="1440" w:right="1440" w:bottom="1440" w:left="1440" w:header="720" w:footer="720" w:gutter="0"/>
-      <w:pgBorders w:offsetFrom="page">
-        <w:top w:val="single" w:sz="4" w:space="24" w:color="auto"/>
-        <w:left w:val="single" w:sz="4" w:space="24" w:color="auto"/>
-        <w:bottom w:val="single" w:sz="4" w:space="24" w:color="auto"/>
-        <w:right w:val="single" w:sz="4" w:space="24" w:color="auto"/>
-      </w:pgBorders>
       <w:cols w:space="720"/>
       <w:docGrid w:linePitch="360"/>
     </w:sectPr>
@@ -7364,7 +8537,7 @@
         <v:path o:extrusionok="f" gradientshapeok="t" o:connecttype="rect"/>
         <o:lock v:ext="edit" aspectratio="t"/>
       </v:shapetype>
-      <v:shape id="_x0000_i1210" type="#_x0000_t75" alt="به پرتال مرکز فناوری اطلاعات و ارتباطات خوش آمدید | پرتال مرکز فناوری  اطلاعات و ارتباطات" style="width:135pt;height:173.25pt;visibility:visible;mso-wrap-style:square" o:bullet="t">
+      <v:shape id="_x0000_i1051" type="#_x0000_t75" alt="به پرتال مرکز فناوری اطلاعات و ارتباطات خوش آمدید | پرتال مرکز فناوری  اطلاعات و ارتباطات" style="width:135pt;height:173.25pt;visibility:visible;mso-wrap-style:square" o:bullet="t">
         <v:imagedata r:id="rId1" o:title="به پرتال مرکز فناوری اطلاعات و ارتباطات خوش آمدید | پرتال مرکز فناوری  اطلاعات و ارتباطات"/>
       </v:shape>
     </w:pict>
@@ -8135,6 +9308,34 @@
       <w:contextualSpacing/>
     </w:pPr>
   </w:style>
+  <w:style w:type="paragraph" w:styleId="TOCHeading">
+    <w:name w:val="TOC Heading"/>
+    <w:basedOn w:val="Heading1"/>
+    <w:next w:val="Normal"/>
+    <w:uiPriority w:val="39"/>
+    <w:unhideWhenUsed/>
+    <w:qFormat/>
+    <w:rsid w:val="006314E4"/>
+    <w:pPr>
+      <w:outlineLvl w:val="9"/>
+    </w:pPr>
+    <w:rPr>
+      <w:kern w:val="0"/>
+      <w14:ligatures w14:val="none"/>
+    </w:rPr>
+  </w:style>
+  <w:style w:type="paragraph" w:styleId="TOC1">
+    <w:name w:val="toc 1"/>
+    <w:basedOn w:val="Normal"/>
+    <w:next w:val="Normal"/>
+    <w:autoRedefine/>
+    <w:uiPriority w:val="39"/>
+    <w:unhideWhenUsed/>
+    <w:rsid w:val="006314E4"/>
+    <w:pPr>
+      <w:spacing w:after="100"/>
+    </w:pPr>
+  </w:style>
 </w:styles>
 </file>
 
